--- a/tp/lab-8/ПРИ123-ТП-#08-Нямаа.docx
+++ b/tp/lab-8/ПРИ123-ТП-#08-Нямаа.docx
@@ -672,84 +672,77 @@
           <w:sz w:val="44"/>
           <w:szCs w:val="44"/>
         </w:rPr>
-        <w:t>Лабораторная работа №</w:t>
-      </w:r>
-      <w:r>
+        <w:t>Лабораторная работа №8</w:t>
+      </w:r>
+    </w:p>
+    <w:p>
+      <w:pPr>
+        <w:pStyle w:val="Normal"/>
+        <w:jc w:val="center"/>
         <w:rPr>
           <w:sz w:val="44"/>
           <w:szCs w:val="44"/>
         </w:rPr>
-        <w:t>8</w:t>
-      </w:r>
-    </w:p>
-    <w:p>
-      <w:pPr>
-        <w:pStyle w:val="Normal"/>
-        <w:jc w:val="center"/>
+      </w:pPr>
+      <w:r>
         <w:rPr>
           <w:sz w:val="44"/>
           <w:szCs w:val="44"/>
         </w:rPr>
-      </w:pPr>
+        <w:t>по дисциплине «Технологии программирования»</w:t>
+      </w:r>
+    </w:p>
+    <w:p>
+      <w:pPr>
+        <w:pStyle w:val="Normal"/>
+        <w:rPr>
+          <w:sz w:val="44"/>
+          <w:szCs w:val="28"/>
+        </w:rPr>
+      </w:pPr>
+      <w:r>
+        <w:rPr>
+          <w:sz w:val="44"/>
+          <w:szCs w:val="28"/>
+        </w:rPr>
+      </w:r>
+    </w:p>
+    <w:p>
+      <w:pPr>
+        <w:pStyle w:val="Normal"/>
+        <w:rPr>
+          <w:sz w:val="28"/>
+          <w:szCs w:val="28"/>
+        </w:rPr>
+      </w:pPr>
+      <w:r>
+        <w:rPr>
+          <w:sz w:val="28"/>
+          <w:szCs w:val="28"/>
+        </w:rPr>
+      </w:r>
+    </w:p>
+    <w:p>
+      <w:pPr>
+        <w:pStyle w:val="Normal"/>
+        <w:jc w:val="center"/>
+        <w:rPr>
+          <w:sz w:val="36"/>
+          <w:szCs w:val="28"/>
+        </w:rPr>
+      </w:pPr>
+      <w:r>
+        <w:rPr>
+          <w:sz w:val="44"/>
+          <w:szCs w:val="28"/>
+        </w:rPr>
+        <w:t>Тема: «</w:t>
+      </w:r>
       <w:r>
         <w:rPr>
           <w:sz w:val="44"/>
           <w:szCs w:val="44"/>
         </w:rPr>
-        <w:t>по дисциплине «Технологии программирования»</w:t>
-      </w:r>
-    </w:p>
-    <w:p>
-      <w:pPr>
-        <w:pStyle w:val="Normal"/>
-        <w:rPr>
-          <w:sz w:val="44"/>
-          <w:szCs w:val="28"/>
-        </w:rPr>
-      </w:pPr>
-      <w:r>
-        <w:rPr>
-          <w:sz w:val="44"/>
-          <w:szCs w:val="28"/>
-        </w:rPr>
-      </w:r>
-    </w:p>
-    <w:p>
-      <w:pPr>
-        <w:pStyle w:val="Normal"/>
-        <w:rPr>
-          <w:sz w:val="28"/>
-          <w:szCs w:val="28"/>
-        </w:rPr>
-      </w:pPr>
-      <w:r>
-        <w:rPr>
-          <w:sz w:val="28"/>
-          <w:szCs w:val="28"/>
-        </w:rPr>
-      </w:r>
-    </w:p>
-    <w:p>
-      <w:pPr>
-        <w:pStyle w:val="Normal"/>
-        <w:jc w:val="center"/>
-        <w:rPr>
-          <w:sz w:val="36"/>
-          <w:szCs w:val="28"/>
-        </w:rPr>
-      </w:pPr>
-      <w:r>
-        <w:rPr>
-          <w:sz w:val="44"/>
-          <w:szCs w:val="28"/>
-        </w:rPr>
-        <w:t>Тема: «</w:t>
-      </w:r>
-      <w:r>
-        <w:rPr>
-          <w:sz w:val="44"/>
-          <w:szCs w:val="44"/>
-        </w:rPr>
         <w:t>Ведение программных проектов с использованием систем контроля версий</w:t>
       </w:r>
       <w:r>
@@ -1182,7 +1175,13 @@
         <w:rPr>
           <w:sz w:val="28"/>
         </w:rPr>
-        <w:t>Для выполнение данной работы</w:t>
+        <w:t xml:space="preserve">Для выполнение данной работы </w:t>
+      </w:r>
+      <w:r>
+        <w:rPr>
+          <w:sz w:val="28"/>
+        </w:rPr>
+        <w:t>было создано несколько объектов и зарегистрирован Dependency Injector между ними: был создан один объект DAO и интерфейс реализации к нему, также был создан сервис с некоторой логикой и схожим интерфейсом. В Program.cs зарегистрировал созданные DAO, сервис и их интерфейсы при помощи метода AddScoped().</w:t>
       </w:r>
     </w:p>
     <w:p>
@@ -1196,7 +1195,10 @@
         </w:rPr>
       </w:pPr>
       <w:r>
-        <w:rPr/>
+        <w:rPr>
+          <w:sz w:val="28"/>
+        </w:rPr>
+        <w:t>Листинги всех объектов представлены ниже.</w:t>
       </w:r>
     </w:p>
     <w:p>
@@ -1223,11 +1225,8 @@
         <w:pStyle w:val="Normal"/>
         <w:spacing w:lineRule="auto" w:line="360"/>
         <w:ind w:hanging="0" w:left="0" w:right="0"/>
-        <w:jc w:val="both"/>
-        <w:rPr>
-          <w:rFonts w:ascii="Courier new" w:hAnsi="Courier new"/>
-          <w:sz w:val="20"/>
-        </w:rPr>
+        <w:jc w:val="left"/>
+        <w:rPr/>
       </w:pPr>
       <w:r>
         <w:rPr>
@@ -1242,11 +1241,8 @@
         <w:pStyle w:val="Normal"/>
         <w:spacing w:lineRule="auto" w:line="360"/>
         <w:ind w:hanging="0" w:left="0" w:right="0"/>
-        <w:jc w:val="both"/>
-        <w:rPr>
-          <w:rFonts w:ascii="Courier new" w:hAnsi="Courier new"/>
-          <w:sz w:val="20"/>
-        </w:rPr>
+        <w:jc w:val="left"/>
+        <w:rPr/>
       </w:pPr>
       <w:r>
         <w:rPr>
@@ -1261,11 +1257,8 @@
         <w:pStyle w:val="Normal"/>
         <w:spacing w:lineRule="auto" w:line="360"/>
         <w:ind w:hanging="0" w:left="0" w:right="0"/>
-        <w:jc w:val="both"/>
-        <w:rPr>
-          <w:rFonts w:ascii="Courier new" w:hAnsi="Courier new"/>
-          <w:sz w:val="20"/>
-        </w:rPr>
+        <w:jc w:val="left"/>
+        <w:rPr/>
       </w:pPr>
       <w:r>
         <w:rPr>
@@ -1280,11 +1273,8 @@
         <w:pStyle w:val="Normal"/>
         <w:spacing w:lineRule="auto" w:line="360"/>
         <w:ind w:hanging="0" w:left="0" w:right="0"/>
-        <w:jc w:val="both"/>
-        <w:rPr>
-          <w:rFonts w:ascii="Courier new" w:hAnsi="Courier new"/>
-          <w:sz w:val="20"/>
-        </w:rPr>
+        <w:jc w:val="left"/>
+        <w:rPr/>
       </w:pPr>
       <w:r>
         <w:rPr>
@@ -1299,11 +1289,8 @@
         <w:pStyle w:val="Normal"/>
         <w:spacing w:lineRule="auto" w:line="360"/>
         <w:ind w:hanging="0" w:left="0" w:right="0"/>
-        <w:jc w:val="both"/>
-        <w:rPr>
-          <w:rFonts w:ascii="Courier new" w:hAnsi="Courier new"/>
-          <w:sz w:val="20"/>
-        </w:rPr>
+        <w:jc w:val="left"/>
+        <w:rPr/>
       </w:pPr>
       <w:r>
         <w:rPr>
@@ -1318,29 +1305,26 @@
         <w:pStyle w:val="Normal"/>
         <w:spacing w:lineRule="auto" w:line="360"/>
         <w:ind w:hanging="0" w:left="0" w:right="0"/>
-        <w:jc w:val="both"/>
-        <w:rPr>
-          <w:rFonts w:ascii="Courier new" w:hAnsi="Courier new"/>
-          <w:sz w:val="20"/>
-        </w:rPr>
-      </w:pPr>
-      <w:r>
-        <w:rPr>
-          <w:rFonts w:ascii="Courier new" w:hAnsi="Courier new"/>
-          <w:sz w:val="20"/>
-        </w:rPr>
-      </w:r>
-    </w:p>
-    <w:p>
-      <w:pPr>
-        <w:pStyle w:val="Normal"/>
-        <w:spacing w:lineRule="auto" w:line="360"/>
-        <w:ind w:hanging="0" w:left="0" w:right="0"/>
-        <w:jc w:val="both"/>
-        <w:rPr>
-          <w:rFonts w:ascii="Courier new" w:hAnsi="Courier new"/>
-          <w:sz w:val="20"/>
-        </w:rPr>
+        <w:jc w:val="left"/>
+        <w:rPr>
+          <w:rFonts w:ascii="Courier new" w:hAnsi="Courier new"/>
+          <w:sz w:val="20"/>
+        </w:rPr>
+      </w:pPr>
+      <w:r>
+        <w:rPr>
+          <w:rFonts w:ascii="Courier new" w:hAnsi="Courier new"/>
+          <w:sz w:val="20"/>
+        </w:rPr>
+      </w:r>
+    </w:p>
+    <w:p>
+      <w:pPr>
+        <w:pStyle w:val="Normal"/>
+        <w:spacing w:lineRule="auto" w:line="360"/>
+        <w:ind w:hanging="0" w:left="0" w:right="0"/>
+        <w:jc w:val="left"/>
+        <w:rPr/>
       </w:pPr>
       <w:r>
         <w:rPr>
@@ -1355,11 +1339,8 @@
         <w:pStyle w:val="Normal"/>
         <w:spacing w:lineRule="auto" w:line="360"/>
         <w:ind w:hanging="0" w:left="0" w:right="0"/>
-        <w:jc w:val="both"/>
-        <w:rPr>
-          <w:rFonts w:ascii="Courier new" w:hAnsi="Courier new"/>
-          <w:sz w:val="20"/>
-        </w:rPr>
+        <w:jc w:val="left"/>
+        <w:rPr/>
       </w:pPr>
       <w:r>
         <w:rPr>
@@ -1374,11 +1355,8 @@
         <w:pStyle w:val="Normal"/>
         <w:spacing w:lineRule="auto" w:line="360"/>
         <w:ind w:hanging="0" w:left="0" w:right="0"/>
-        <w:jc w:val="both"/>
-        <w:rPr>
-          <w:rFonts w:ascii="Courier new" w:hAnsi="Courier new"/>
-          <w:sz w:val="20"/>
-        </w:rPr>
+        <w:jc w:val="left"/>
+        <w:rPr/>
       </w:pPr>
       <w:r>
         <w:rPr>
@@ -1393,11 +1371,8 @@
         <w:pStyle w:val="Normal"/>
         <w:spacing w:lineRule="auto" w:line="360"/>
         <w:ind w:hanging="0" w:left="0" w:right="0"/>
-        <w:jc w:val="both"/>
-        <w:rPr>
-          <w:rFonts w:ascii="Courier new" w:hAnsi="Courier new"/>
-          <w:sz w:val="20"/>
-        </w:rPr>
+        <w:jc w:val="left"/>
+        <w:rPr/>
       </w:pPr>
       <w:r>
         <w:rPr>
@@ -1412,11 +1387,8 @@
         <w:pStyle w:val="Normal"/>
         <w:spacing w:lineRule="auto" w:line="360"/>
         <w:ind w:hanging="0" w:left="0" w:right="0"/>
-        <w:jc w:val="both"/>
-        <w:rPr>
-          <w:rFonts w:ascii="Courier new" w:hAnsi="Courier new"/>
-          <w:sz w:val="20"/>
-        </w:rPr>
+        <w:jc w:val="left"/>
+        <w:rPr/>
       </w:pPr>
       <w:r>
         <w:rPr>
@@ -1431,29 +1403,26 @@
         <w:pStyle w:val="Normal"/>
         <w:spacing w:lineRule="auto" w:line="360"/>
         <w:ind w:hanging="0" w:left="0" w:right="0"/>
-        <w:jc w:val="both"/>
-        <w:rPr>
-          <w:rFonts w:ascii="Courier new" w:hAnsi="Courier new"/>
-          <w:sz w:val="20"/>
-        </w:rPr>
-      </w:pPr>
-      <w:r>
-        <w:rPr>
-          <w:rFonts w:ascii="Courier new" w:hAnsi="Courier new"/>
-          <w:sz w:val="20"/>
-        </w:rPr>
-      </w:r>
-    </w:p>
-    <w:p>
-      <w:pPr>
-        <w:pStyle w:val="Normal"/>
-        <w:spacing w:lineRule="auto" w:line="360"/>
-        <w:ind w:hanging="0" w:left="0" w:right="0"/>
-        <w:jc w:val="both"/>
-        <w:rPr>
-          <w:rFonts w:ascii="Courier new" w:hAnsi="Courier new"/>
-          <w:sz w:val="20"/>
-        </w:rPr>
+        <w:jc w:val="left"/>
+        <w:rPr>
+          <w:rFonts w:ascii="Courier new" w:hAnsi="Courier new"/>
+          <w:sz w:val="20"/>
+        </w:rPr>
+      </w:pPr>
+      <w:r>
+        <w:rPr>
+          <w:rFonts w:ascii="Courier new" w:hAnsi="Courier new"/>
+          <w:sz w:val="20"/>
+        </w:rPr>
+      </w:r>
+    </w:p>
+    <w:p>
+      <w:pPr>
+        <w:pStyle w:val="Normal"/>
+        <w:spacing w:lineRule="auto" w:line="360"/>
+        <w:ind w:hanging="0" w:left="0" w:right="0"/>
+        <w:jc w:val="left"/>
+        <w:rPr/>
       </w:pPr>
       <w:r>
         <w:rPr>
@@ -1468,11 +1437,8 @@
         <w:pStyle w:val="Normal"/>
         <w:spacing w:lineRule="auto" w:line="360"/>
         <w:ind w:hanging="0" w:left="0" w:right="0"/>
-        <w:jc w:val="both"/>
-        <w:rPr>
-          <w:rFonts w:ascii="Courier new" w:hAnsi="Courier new"/>
-          <w:sz w:val="20"/>
-        </w:rPr>
+        <w:jc w:val="left"/>
+        <w:rPr/>
       </w:pPr>
       <w:r>
         <w:rPr>
@@ -1487,11 +1453,8 @@
         <w:pStyle w:val="Normal"/>
         <w:spacing w:lineRule="auto" w:line="360"/>
         <w:ind w:hanging="0" w:left="0" w:right="0"/>
-        <w:jc w:val="both"/>
-        <w:rPr>
-          <w:rFonts w:ascii="Courier new" w:hAnsi="Courier new"/>
-          <w:sz w:val="20"/>
-        </w:rPr>
+        <w:jc w:val="left"/>
+        <w:rPr/>
       </w:pPr>
       <w:r>
         <w:rPr>
@@ -1506,11 +1469,8 @@
         <w:pStyle w:val="Normal"/>
         <w:spacing w:lineRule="auto" w:line="360"/>
         <w:ind w:hanging="0" w:left="0" w:right="0"/>
-        <w:jc w:val="both"/>
-        <w:rPr>
-          <w:rFonts w:ascii="Courier new" w:hAnsi="Courier new"/>
-          <w:sz w:val="20"/>
-        </w:rPr>
+        <w:jc w:val="left"/>
+        <w:rPr/>
       </w:pPr>
       <w:r>
         <w:rPr>
@@ -1525,29 +1485,26 @@
         <w:pStyle w:val="Normal"/>
         <w:spacing w:lineRule="auto" w:line="360"/>
         <w:ind w:hanging="0" w:left="0" w:right="0"/>
-        <w:jc w:val="both"/>
-        <w:rPr>
-          <w:rFonts w:ascii="Courier new" w:hAnsi="Courier new"/>
-          <w:sz w:val="20"/>
-        </w:rPr>
-      </w:pPr>
-      <w:r>
-        <w:rPr>
-          <w:rFonts w:ascii="Courier new" w:hAnsi="Courier new"/>
-          <w:sz w:val="20"/>
-        </w:rPr>
-      </w:r>
-    </w:p>
-    <w:p>
-      <w:pPr>
-        <w:pStyle w:val="Normal"/>
-        <w:spacing w:lineRule="auto" w:line="360"/>
-        <w:ind w:hanging="0" w:left="0" w:right="0"/>
-        <w:jc w:val="both"/>
-        <w:rPr>
-          <w:rFonts w:ascii="Courier new" w:hAnsi="Courier new"/>
-          <w:sz w:val="20"/>
-        </w:rPr>
+        <w:jc w:val="left"/>
+        <w:rPr>
+          <w:rFonts w:ascii="Courier new" w:hAnsi="Courier new"/>
+          <w:sz w:val="20"/>
+        </w:rPr>
+      </w:pPr>
+      <w:r>
+        <w:rPr>
+          <w:rFonts w:ascii="Courier new" w:hAnsi="Courier new"/>
+          <w:sz w:val="20"/>
+        </w:rPr>
+      </w:r>
+    </w:p>
+    <w:p>
+      <w:pPr>
+        <w:pStyle w:val="Normal"/>
+        <w:spacing w:lineRule="auto" w:line="360"/>
+        <w:ind w:hanging="0" w:left="0" w:right="0"/>
+        <w:jc w:val="left"/>
+        <w:rPr/>
       </w:pPr>
       <w:r>
         <w:rPr>
@@ -1562,11 +1519,8 @@
         <w:pStyle w:val="Normal"/>
         <w:spacing w:lineRule="auto" w:line="360"/>
         <w:ind w:hanging="0" w:left="0" w:right="0"/>
-        <w:jc w:val="both"/>
-        <w:rPr>
-          <w:rFonts w:ascii="Courier new" w:hAnsi="Courier new"/>
-          <w:sz w:val="20"/>
-        </w:rPr>
+        <w:jc w:val="left"/>
+        <w:rPr/>
       </w:pPr>
       <w:r>
         <w:rPr>
@@ -1581,11 +1535,8 @@
         <w:pStyle w:val="Normal"/>
         <w:spacing w:lineRule="auto" w:line="360"/>
         <w:ind w:hanging="0" w:left="0" w:right="0"/>
-        <w:jc w:val="both"/>
-        <w:rPr>
-          <w:rFonts w:ascii="Courier new" w:hAnsi="Courier new"/>
-          <w:sz w:val="20"/>
-        </w:rPr>
+        <w:jc w:val="left"/>
+        <w:rPr/>
       </w:pPr>
       <w:r>
         <w:rPr>
@@ -1600,11 +1551,8 @@
         <w:pStyle w:val="Normal"/>
         <w:spacing w:lineRule="auto" w:line="360"/>
         <w:ind w:hanging="0" w:left="0" w:right="0"/>
-        <w:jc w:val="both"/>
-        <w:rPr>
-          <w:rFonts w:ascii="Courier new" w:hAnsi="Courier new"/>
-          <w:sz w:val="20"/>
-        </w:rPr>
+        <w:jc w:val="left"/>
+        <w:rPr/>
       </w:pPr>
       <w:r>
         <w:rPr>
@@ -1619,11 +1567,8 @@
         <w:pStyle w:val="Normal"/>
         <w:spacing w:lineRule="auto" w:line="360"/>
         <w:ind w:hanging="0" w:left="0" w:right="0"/>
-        <w:jc w:val="both"/>
-        <w:rPr>
-          <w:rFonts w:ascii="Courier new" w:hAnsi="Courier new"/>
-          <w:sz w:val="20"/>
-        </w:rPr>
+        <w:jc w:val="left"/>
+        <w:rPr/>
       </w:pPr>
       <w:r>
         <w:rPr>
@@ -1638,11 +1583,8 @@
         <w:pStyle w:val="Normal"/>
         <w:spacing w:lineRule="auto" w:line="360"/>
         <w:ind w:hanging="0" w:left="0" w:right="0"/>
-        <w:jc w:val="both"/>
-        <w:rPr>
-          <w:rFonts w:ascii="Courier new" w:hAnsi="Courier new"/>
-          <w:sz w:val="20"/>
-        </w:rPr>
+        <w:jc w:val="left"/>
+        <w:rPr/>
       </w:pPr>
       <w:r>
         <w:rPr>
@@ -1657,11 +1599,8 @@
         <w:pStyle w:val="Normal"/>
         <w:spacing w:lineRule="auto" w:line="360"/>
         <w:ind w:hanging="0" w:left="0" w:right="0"/>
-        <w:jc w:val="both"/>
-        <w:rPr>
-          <w:rFonts w:ascii="Courier new" w:hAnsi="Courier new"/>
-          <w:sz w:val="20"/>
-        </w:rPr>
+        <w:jc w:val="left"/>
+        <w:rPr/>
       </w:pPr>
       <w:r>
         <w:rPr>
@@ -1676,11 +1615,8 @@
         <w:pStyle w:val="Normal"/>
         <w:spacing w:lineRule="auto" w:line="360"/>
         <w:ind w:hanging="0" w:left="0" w:right="0"/>
-        <w:jc w:val="both"/>
-        <w:rPr>
-          <w:rFonts w:ascii="Courier new" w:hAnsi="Courier new"/>
-          <w:sz w:val="20"/>
-        </w:rPr>
+        <w:jc w:val="left"/>
+        <w:rPr/>
       </w:pPr>
       <w:r>
         <w:rPr>
@@ -1695,11 +1631,8 @@
         <w:pStyle w:val="Normal"/>
         <w:spacing w:lineRule="auto" w:line="360"/>
         <w:ind w:hanging="0" w:left="0" w:right="0"/>
-        <w:jc w:val="both"/>
-        <w:rPr>
-          <w:rFonts w:ascii="Courier new" w:hAnsi="Courier new"/>
-          <w:sz w:val="20"/>
-        </w:rPr>
+        <w:jc w:val="left"/>
+        <w:rPr/>
       </w:pPr>
       <w:r>
         <w:rPr>
@@ -1714,11 +1647,8 @@
         <w:pStyle w:val="Normal"/>
         <w:spacing w:lineRule="auto" w:line="360"/>
         <w:ind w:hanging="0" w:left="0" w:right="0"/>
-        <w:jc w:val="both"/>
-        <w:rPr>
-          <w:rFonts w:ascii="Courier new" w:hAnsi="Courier new"/>
-          <w:sz w:val="20"/>
-        </w:rPr>
+        <w:jc w:val="left"/>
+        <w:rPr/>
       </w:pPr>
       <w:r>
         <w:rPr>
@@ -1733,11 +1663,8 @@
         <w:pStyle w:val="Normal"/>
         <w:spacing w:lineRule="auto" w:line="360"/>
         <w:ind w:hanging="0" w:left="0" w:right="0"/>
-        <w:jc w:val="both"/>
-        <w:rPr>
-          <w:rFonts w:ascii="Courier new" w:hAnsi="Courier new"/>
-          <w:sz w:val="20"/>
-        </w:rPr>
+        <w:jc w:val="left"/>
+        <w:rPr/>
       </w:pPr>
       <w:r>
         <w:rPr>
@@ -1752,29 +1679,26 @@
         <w:pStyle w:val="Normal"/>
         <w:spacing w:lineRule="auto" w:line="360"/>
         <w:ind w:hanging="0" w:left="0" w:right="0"/>
-        <w:jc w:val="both"/>
-        <w:rPr>
-          <w:rFonts w:ascii="Courier new" w:hAnsi="Courier new"/>
-          <w:sz w:val="20"/>
-        </w:rPr>
-      </w:pPr>
-      <w:r>
-        <w:rPr>
-          <w:rFonts w:ascii="Courier new" w:hAnsi="Courier new"/>
-          <w:sz w:val="20"/>
-        </w:rPr>
-      </w:r>
-    </w:p>
-    <w:p>
-      <w:pPr>
-        <w:pStyle w:val="Normal"/>
-        <w:spacing w:lineRule="auto" w:line="360"/>
-        <w:ind w:hanging="0" w:left="0" w:right="0"/>
-        <w:jc w:val="both"/>
-        <w:rPr>
-          <w:rFonts w:ascii="Courier new" w:hAnsi="Courier new"/>
-          <w:sz w:val="20"/>
-        </w:rPr>
+        <w:jc w:val="left"/>
+        <w:rPr>
+          <w:rFonts w:ascii="Courier new" w:hAnsi="Courier new"/>
+          <w:sz w:val="20"/>
+        </w:rPr>
+      </w:pPr>
+      <w:r>
+        <w:rPr>
+          <w:rFonts w:ascii="Courier new" w:hAnsi="Courier new"/>
+          <w:sz w:val="20"/>
+        </w:rPr>
+      </w:r>
+    </w:p>
+    <w:p>
+      <w:pPr>
+        <w:pStyle w:val="Normal"/>
+        <w:spacing w:lineRule="auto" w:line="360"/>
+        <w:ind w:hanging="0" w:left="0" w:right="0"/>
+        <w:jc w:val="left"/>
+        <w:rPr/>
       </w:pPr>
       <w:r>
         <w:rPr>
@@ -1789,11 +1713,8 @@
         <w:pStyle w:val="Normal"/>
         <w:spacing w:lineRule="auto" w:line="360"/>
         <w:ind w:hanging="0" w:left="0" w:right="0"/>
-        <w:jc w:val="both"/>
-        <w:rPr>
-          <w:rFonts w:ascii="Courier new" w:hAnsi="Courier new"/>
-          <w:sz w:val="20"/>
-        </w:rPr>
+        <w:jc w:val="left"/>
+        <w:rPr/>
       </w:pPr>
       <w:r>
         <w:rPr>
@@ -1808,11 +1729,8 @@
         <w:pStyle w:val="Normal"/>
         <w:spacing w:lineRule="auto" w:line="360"/>
         <w:ind w:hanging="0" w:left="0" w:right="0"/>
-        <w:jc w:val="both"/>
-        <w:rPr>
-          <w:rFonts w:ascii="Courier new" w:hAnsi="Courier new"/>
-          <w:sz w:val="20"/>
-        </w:rPr>
+        <w:jc w:val="left"/>
+        <w:rPr/>
       </w:pPr>
       <w:r>
         <w:rPr>
@@ -1827,11 +1745,8 @@
         <w:pStyle w:val="Normal"/>
         <w:spacing w:lineRule="auto" w:line="360"/>
         <w:ind w:hanging="0" w:left="0" w:right="0"/>
-        <w:jc w:val="both"/>
-        <w:rPr>
-          <w:rFonts w:ascii="Courier new" w:hAnsi="Courier new"/>
-          <w:sz w:val="20"/>
-        </w:rPr>
+        <w:jc w:val="left"/>
+        <w:rPr/>
       </w:pPr>
       <w:r>
         <w:rPr>
@@ -1846,11 +1761,8 @@
         <w:pStyle w:val="Normal"/>
         <w:spacing w:lineRule="auto" w:line="360"/>
         <w:ind w:hanging="0" w:left="0" w:right="0"/>
-        <w:jc w:val="both"/>
-        <w:rPr>
-          <w:rFonts w:ascii="Courier new" w:hAnsi="Courier new"/>
-          <w:sz w:val="20"/>
-        </w:rPr>
+        <w:jc w:val="left"/>
+        <w:rPr/>
       </w:pPr>
       <w:r>
         <w:rPr>
@@ -1865,11 +1777,8 @@
         <w:pStyle w:val="Normal"/>
         <w:spacing w:lineRule="auto" w:line="360"/>
         <w:ind w:hanging="0" w:left="0" w:right="0"/>
-        <w:jc w:val="both"/>
-        <w:rPr>
-          <w:rFonts w:ascii="Courier new" w:hAnsi="Courier new"/>
-          <w:sz w:val="20"/>
-        </w:rPr>
+        <w:jc w:val="left"/>
+        <w:rPr/>
       </w:pPr>
       <w:r>
         <w:rPr>
@@ -1884,11 +1793,8 @@
         <w:pStyle w:val="Normal"/>
         <w:spacing w:lineRule="auto" w:line="360"/>
         <w:ind w:hanging="0" w:left="0" w:right="0"/>
-        <w:jc w:val="both"/>
-        <w:rPr>
-          <w:rFonts w:ascii="Courier new" w:hAnsi="Courier new"/>
-          <w:sz w:val="20"/>
-        </w:rPr>
+        <w:jc w:val="left"/>
+        <w:rPr/>
       </w:pPr>
       <w:r>
         <w:rPr>
@@ -1903,11 +1809,8 @@
         <w:pStyle w:val="Normal"/>
         <w:spacing w:lineRule="auto" w:line="360"/>
         <w:ind w:hanging="0" w:left="0" w:right="0"/>
-        <w:jc w:val="both"/>
-        <w:rPr>
-          <w:rFonts w:ascii="Courier new" w:hAnsi="Courier new"/>
-          <w:sz w:val="20"/>
-        </w:rPr>
+        <w:jc w:val="left"/>
+        <w:rPr/>
       </w:pPr>
       <w:r>
         <w:rPr>
@@ -1922,29 +1825,26 @@
         <w:pStyle w:val="Normal"/>
         <w:spacing w:lineRule="auto" w:line="360"/>
         <w:ind w:hanging="0" w:left="0" w:right="0"/>
-        <w:jc w:val="both"/>
-        <w:rPr>
-          <w:rFonts w:ascii="Courier new" w:hAnsi="Courier new"/>
-          <w:sz w:val="20"/>
-        </w:rPr>
-      </w:pPr>
-      <w:r>
-        <w:rPr>
-          <w:rFonts w:ascii="Courier new" w:hAnsi="Courier new"/>
-          <w:sz w:val="20"/>
-        </w:rPr>
-      </w:r>
-    </w:p>
-    <w:p>
-      <w:pPr>
-        <w:pStyle w:val="Normal"/>
-        <w:spacing w:lineRule="auto" w:line="360"/>
-        <w:ind w:hanging="0" w:left="0" w:right="0"/>
-        <w:jc w:val="both"/>
-        <w:rPr>
-          <w:rFonts w:ascii="Courier new" w:hAnsi="Courier new"/>
-          <w:sz w:val="20"/>
-        </w:rPr>
+        <w:jc w:val="left"/>
+        <w:rPr>
+          <w:rFonts w:ascii="Courier new" w:hAnsi="Courier new"/>
+          <w:sz w:val="20"/>
+        </w:rPr>
+      </w:pPr>
+      <w:r>
+        <w:rPr>
+          <w:rFonts w:ascii="Courier new" w:hAnsi="Courier new"/>
+          <w:sz w:val="20"/>
+        </w:rPr>
+      </w:r>
+    </w:p>
+    <w:p>
+      <w:pPr>
+        <w:pStyle w:val="Normal"/>
+        <w:spacing w:lineRule="auto" w:line="360"/>
+        <w:ind w:hanging="0" w:left="0" w:right="0"/>
+        <w:jc w:val="left"/>
+        <w:rPr/>
       </w:pPr>
       <w:r>
         <w:rPr>
@@ -1959,11 +1859,8 @@
         <w:pStyle w:val="Normal"/>
         <w:spacing w:lineRule="auto" w:line="360"/>
         <w:ind w:hanging="0" w:left="0" w:right="0"/>
-        <w:jc w:val="both"/>
-        <w:rPr>
-          <w:rFonts w:ascii="Courier new" w:hAnsi="Courier new"/>
-          <w:sz w:val="20"/>
-        </w:rPr>
+        <w:jc w:val="left"/>
+        <w:rPr/>
       </w:pPr>
       <w:r>
         <w:rPr>
@@ -1978,11 +1875,8 @@
         <w:pStyle w:val="Normal"/>
         <w:spacing w:lineRule="auto" w:line="360"/>
         <w:ind w:hanging="0" w:left="0" w:right="0"/>
-        <w:jc w:val="both"/>
-        <w:rPr>
-          <w:rFonts w:ascii="Courier new" w:hAnsi="Courier new"/>
-          <w:sz w:val="20"/>
-        </w:rPr>
+        <w:jc w:val="left"/>
+        <w:rPr/>
       </w:pPr>
       <w:r>
         <w:rPr>
@@ -1997,11 +1891,8 @@
         <w:pStyle w:val="Normal"/>
         <w:spacing w:lineRule="auto" w:line="360"/>
         <w:ind w:hanging="0" w:left="0" w:right="0"/>
-        <w:jc w:val="both"/>
-        <w:rPr>
-          <w:rFonts w:ascii="Courier new" w:hAnsi="Courier new"/>
-          <w:sz w:val="20"/>
-        </w:rPr>
+        <w:jc w:val="left"/>
+        <w:rPr/>
       </w:pPr>
       <w:r>
         <w:rPr>
@@ -2016,11 +1907,8 @@
         <w:pStyle w:val="Normal"/>
         <w:spacing w:lineRule="auto" w:line="360"/>
         <w:ind w:hanging="0" w:left="0" w:right="0"/>
-        <w:jc w:val="both"/>
-        <w:rPr>
-          <w:rFonts w:ascii="Courier new" w:hAnsi="Courier new"/>
-          <w:sz w:val="20"/>
-        </w:rPr>
+        <w:jc w:val="left"/>
+        <w:rPr/>
       </w:pPr>
       <w:r>
         <w:rPr>
@@ -2035,11 +1923,8 @@
         <w:pStyle w:val="Normal"/>
         <w:spacing w:lineRule="auto" w:line="360"/>
         <w:ind w:hanging="0" w:left="0" w:right="0"/>
-        <w:jc w:val="both"/>
-        <w:rPr>
-          <w:rFonts w:ascii="Courier new" w:hAnsi="Courier new"/>
-          <w:sz w:val="20"/>
-        </w:rPr>
+        <w:jc w:val="left"/>
+        <w:rPr/>
       </w:pPr>
       <w:r>
         <w:rPr>
@@ -2054,11 +1939,8 @@
         <w:pStyle w:val="Normal"/>
         <w:spacing w:lineRule="auto" w:line="360"/>
         <w:ind w:hanging="0" w:left="0" w:right="0"/>
-        <w:jc w:val="both"/>
-        <w:rPr>
-          <w:rFonts w:ascii="Courier new" w:hAnsi="Courier new"/>
-          <w:sz w:val="20"/>
-        </w:rPr>
+        <w:jc w:val="left"/>
+        <w:rPr/>
       </w:pPr>
       <w:r>
         <w:rPr>
@@ -2073,11 +1955,8 @@
         <w:pStyle w:val="Normal"/>
         <w:spacing w:lineRule="auto" w:line="360"/>
         <w:ind w:hanging="0" w:left="0" w:right="0"/>
-        <w:jc w:val="both"/>
-        <w:rPr>
-          <w:rFonts w:ascii="Courier new" w:hAnsi="Courier new"/>
-          <w:sz w:val="20"/>
-        </w:rPr>
+        <w:jc w:val="left"/>
+        <w:rPr/>
       </w:pPr>
       <w:r>
         <w:rPr>
@@ -2092,11 +1971,8 @@
         <w:pStyle w:val="Normal"/>
         <w:spacing w:lineRule="auto" w:line="360"/>
         <w:ind w:hanging="0" w:left="0" w:right="0"/>
-        <w:jc w:val="both"/>
-        <w:rPr>
-          <w:rFonts w:ascii="Courier new" w:hAnsi="Courier new"/>
-          <w:sz w:val="20"/>
-        </w:rPr>
+        <w:jc w:val="left"/>
+        <w:rPr/>
       </w:pPr>
       <w:r>
         <w:rPr>
@@ -2111,11 +1987,8 @@
         <w:pStyle w:val="Normal"/>
         <w:spacing w:lineRule="auto" w:line="360"/>
         <w:ind w:hanging="0" w:left="0" w:right="0"/>
-        <w:jc w:val="both"/>
-        <w:rPr>
-          <w:rFonts w:ascii="Courier new" w:hAnsi="Courier new"/>
-          <w:sz w:val="20"/>
-        </w:rPr>
+        <w:jc w:val="left"/>
+        <w:rPr/>
       </w:pPr>
       <w:r>
         <w:rPr>
@@ -2130,29 +2003,26 @@
         <w:pStyle w:val="Normal"/>
         <w:spacing w:lineRule="auto" w:line="360"/>
         <w:ind w:hanging="0" w:left="0" w:right="0"/>
-        <w:jc w:val="both"/>
-        <w:rPr>
-          <w:rFonts w:ascii="Courier new" w:hAnsi="Courier new"/>
-          <w:sz w:val="20"/>
-        </w:rPr>
-      </w:pPr>
-      <w:r>
-        <w:rPr>
-          <w:rFonts w:ascii="Courier new" w:hAnsi="Courier new"/>
-          <w:sz w:val="20"/>
-        </w:rPr>
-      </w:r>
-    </w:p>
-    <w:p>
-      <w:pPr>
-        <w:pStyle w:val="Normal"/>
-        <w:spacing w:lineRule="auto" w:line="360"/>
-        <w:ind w:hanging="0" w:left="0" w:right="0"/>
-        <w:jc w:val="both"/>
-        <w:rPr>
-          <w:rFonts w:ascii="Courier new" w:hAnsi="Courier new"/>
-          <w:sz w:val="20"/>
-        </w:rPr>
+        <w:jc w:val="left"/>
+        <w:rPr>
+          <w:rFonts w:ascii="Courier new" w:hAnsi="Courier new"/>
+          <w:sz w:val="20"/>
+        </w:rPr>
+      </w:pPr>
+      <w:r>
+        <w:rPr>
+          <w:rFonts w:ascii="Courier new" w:hAnsi="Courier new"/>
+          <w:sz w:val="20"/>
+        </w:rPr>
+      </w:r>
+    </w:p>
+    <w:p>
+      <w:pPr>
+        <w:pStyle w:val="Normal"/>
+        <w:spacing w:lineRule="auto" w:line="360"/>
+        <w:ind w:hanging="0" w:left="0" w:right="0"/>
+        <w:jc w:val="left"/>
+        <w:rPr/>
       </w:pPr>
       <w:r>
         <w:rPr>
@@ -2167,11 +2037,8 @@
         <w:pStyle w:val="Normal"/>
         <w:spacing w:lineRule="auto" w:line="360"/>
         <w:ind w:hanging="0" w:left="0" w:right="0"/>
-        <w:jc w:val="both"/>
-        <w:rPr>
-          <w:rFonts w:ascii="Courier new" w:hAnsi="Courier new"/>
-          <w:sz w:val="20"/>
-        </w:rPr>
+        <w:jc w:val="left"/>
+        <w:rPr/>
       </w:pPr>
       <w:r>
         <w:rPr>
@@ -2186,11 +2053,8 @@
         <w:pStyle w:val="Normal"/>
         <w:spacing w:lineRule="auto" w:line="360"/>
         <w:ind w:hanging="0" w:left="0" w:right="0"/>
-        <w:jc w:val="both"/>
-        <w:rPr>
-          <w:rFonts w:ascii="Courier new" w:hAnsi="Courier new"/>
-          <w:sz w:val="20"/>
-        </w:rPr>
+        <w:jc w:val="left"/>
+        <w:rPr/>
       </w:pPr>
       <w:r>
         <w:rPr>
@@ -2205,11 +2069,8 @@
         <w:pStyle w:val="Normal"/>
         <w:spacing w:lineRule="auto" w:line="360"/>
         <w:ind w:hanging="0" w:left="0" w:right="0"/>
-        <w:jc w:val="both"/>
-        <w:rPr>
-          <w:rFonts w:ascii="Courier new" w:hAnsi="Courier new"/>
-          <w:sz w:val="20"/>
-        </w:rPr>
+        <w:jc w:val="left"/>
+        <w:rPr/>
       </w:pPr>
       <w:r>
         <w:rPr>
@@ -2224,11 +2085,8 @@
         <w:pStyle w:val="Normal"/>
         <w:spacing w:lineRule="auto" w:line="360"/>
         <w:ind w:hanging="0" w:left="0" w:right="0"/>
-        <w:jc w:val="both"/>
-        <w:rPr>
-          <w:rFonts w:ascii="Courier new" w:hAnsi="Courier new"/>
-          <w:sz w:val="20"/>
-        </w:rPr>
+        <w:jc w:val="left"/>
+        <w:rPr/>
       </w:pPr>
       <w:r>
         <w:rPr>
@@ -2243,11 +2101,8 @@
         <w:pStyle w:val="Normal"/>
         <w:spacing w:lineRule="auto" w:line="360"/>
         <w:ind w:hanging="0" w:left="0" w:right="0"/>
-        <w:jc w:val="both"/>
-        <w:rPr>
-          <w:rFonts w:ascii="Courier new" w:hAnsi="Courier new"/>
-          <w:sz w:val="20"/>
-        </w:rPr>
+        <w:jc w:val="left"/>
+        <w:rPr/>
       </w:pPr>
       <w:r>
         <w:rPr>
@@ -2262,11 +2117,8 @@
         <w:pStyle w:val="Normal"/>
         <w:spacing w:lineRule="auto" w:line="360"/>
         <w:ind w:hanging="0" w:left="0" w:right="0"/>
-        <w:jc w:val="both"/>
-        <w:rPr>
-          <w:rFonts w:ascii="Courier new" w:hAnsi="Courier new"/>
-          <w:sz w:val="20"/>
-        </w:rPr>
+        <w:jc w:val="left"/>
+        <w:rPr/>
       </w:pPr>
       <w:r>
         <w:rPr>
@@ -2281,29 +2133,26 @@
         <w:pStyle w:val="Normal"/>
         <w:spacing w:lineRule="auto" w:line="360"/>
         <w:ind w:hanging="0" w:left="0" w:right="0"/>
-        <w:jc w:val="both"/>
-        <w:rPr>
-          <w:rFonts w:ascii="Courier new" w:hAnsi="Courier new"/>
-          <w:sz w:val="20"/>
-        </w:rPr>
-      </w:pPr>
-      <w:r>
-        <w:rPr>
-          <w:rFonts w:ascii="Courier new" w:hAnsi="Courier new"/>
-          <w:sz w:val="20"/>
-        </w:rPr>
-      </w:r>
-    </w:p>
-    <w:p>
-      <w:pPr>
-        <w:pStyle w:val="Normal"/>
-        <w:spacing w:lineRule="auto" w:line="360"/>
-        <w:ind w:hanging="0" w:left="0" w:right="0"/>
-        <w:jc w:val="both"/>
-        <w:rPr>
-          <w:rFonts w:ascii="Courier new" w:hAnsi="Courier new"/>
-          <w:sz w:val="20"/>
-        </w:rPr>
+        <w:jc w:val="left"/>
+        <w:rPr>
+          <w:rFonts w:ascii="Courier new" w:hAnsi="Courier new"/>
+          <w:sz w:val="20"/>
+        </w:rPr>
+      </w:pPr>
+      <w:r>
+        <w:rPr>
+          <w:rFonts w:ascii="Courier new" w:hAnsi="Courier new"/>
+          <w:sz w:val="20"/>
+        </w:rPr>
+      </w:r>
+    </w:p>
+    <w:p>
+      <w:pPr>
+        <w:pStyle w:val="Normal"/>
+        <w:spacing w:lineRule="auto" w:line="360"/>
+        <w:ind w:hanging="0" w:left="0" w:right="0"/>
+        <w:jc w:val="left"/>
+        <w:rPr/>
       </w:pPr>
       <w:r>
         <w:rPr>
@@ -2318,11 +2167,8 @@
         <w:pStyle w:val="Normal"/>
         <w:spacing w:lineRule="auto" w:line="360"/>
         <w:ind w:hanging="0" w:left="0" w:right="0"/>
-        <w:jc w:val="both"/>
-        <w:rPr>
-          <w:rFonts w:ascii="Courier new" w:hAnsi="Courier new"/>
-          <w:sz w:val="20"/>
-        </w:rPr>
+        <w:jc w:val="left"/>
+        <w:rPr/>
       </w:pPr>
       <w:r>
         <w:rPr>
@@ -2337,11 +2183,8 @@
         <w:pStyle w:val="Normal"/>
         <w:spacing w:lineRule="auto" w:line="360"/>
         <w:ind w:hanging="0" w:left="0" w:right="0"/>
-        <w:jc w:val="both"/>
-        <w:rPr>
-          <w:rFonts w:ascii="Courier new" w:hAnsi="Courier new"/>
-          <w:sz w:val="20"/>
-        </w:rPr>
+        <w:jc w:val="left"/>
+        <w:rPr/>
       </w:pPr>
       <w:r>
         <w:rPr>
@@ -2356,11 +2199,8 @@
         <w:pStyle w:val="Normal"/>
         <w:spacing w:lineRule="auto" w:line="360"/>
         <w:ind w:hanging="0" w:left="0" w:right="0"/>
-        <w:jc w:val="both"/>
-        <w:rPr>
-          <w:rFonts w:ascii="Courier new" w:hAnsi="Courier new"/>
-          <w:sz w:val="20"/>
-        </w:rPr>
+        <w:jc w:val="left"/>
+        <w:rPr/>
       </w:pPr>
       <w:r>
         <w:rPr>
@@ -2375,11 +2215,8 @@
         <w:pStyle w:val="Normal"/>
         <w:spacing w:lineRule="auto" w:line="360"/>
         <w:ind w:hanging="0" w:left="0" w:right="0"/>
-        <w:jc w:val="both"/>
-        <w:rPr>
-          <w:rFonts w:ascii="Courier new" w:hAnsi="Courier new"/>
-          <w:sz w:val="20"/>
-        </w:rPr>
+        <w:jc w:val="left"/>
+        <w:rPr/>
       </w:pPr>
       <w:r>
         <w:rPr>
@@ -2394,11 +2231,8 @@
         <w:pStyle w:val="Normal"/>
         <w:spacing w:lineRule="auto" w:line="360"/>
         <w:ind w:hanging="0" w:left="0" w:right="0"/>
-        <w:jc w:val="both"/>
-        <w:rPr>
-          <w:rFonts w:ascii="Courier new" w:hAnsi="Courier new"/>
-          <w:sz w:val="20"/>
-        </w:rPr>
+        <w:jc w:val="left"/>
+        <w:rPr/>
       </w:pPr>
       <w:r>
         <w:rPr>
@@ -2413,11 +2247,8 @@
         <w:pStyle w:val="Normal"/>
         <w:spacing w:lineRule="auto" w:line="360"/>
         <w:ind w:hanging="0" w:left="0" w:right="0"/>
-        <w:jc w:val="both"/>
-        <w:rPr>
-          <w:rFonts w:ascii="Courier new" w:hAnsi="Courier new"/>
-          <w:sz w:val="20"/>
-        </w:rPr>
+        <w:jc w:val="left"/>
+        <w:rPr/>
       </w:pPr>
       <w:r>
         <w:rPr>
@@ -2432,11 +2263,8 @@
         <w:pStyle w:val="Normal"/>
         <w:spacing w:lineRule="auto" w:line="360"/>
         <w:ind w:hanging="0" w:left="0" w:right="0"/>
-        <w:jc w:val="both"/>
-        <w:rPr>
-          <w:rFonts w:ascii="Courier new" w:hAnsi="Courier new"/>
-          <w:sz w:val="20"/>
-        </w:rPr>
+        <w:jc w:val="left"/>
+        <w:rPr/>
       </w:pPr>
       <w:r>
         <w:rPr>
@@ -2451,11 +2279,8 @@
         <w:pStyle w:val="Normal"/>
         <w:spacing w:lineRule="auto" w:line="360"/>
         <w:ind w:hanging="0" w:left="0" w:right="0"/>
-        <w:jc w:val="both"/>
-        <w:rPr>
-          <w:rFonts w:ascii="Courier new" w:hAnsi="Courier new"/>
-          <w:sz w:val="20"/>
-        </w:rPr>
+        <w:jc w:val="left"/>
+        <w:rPr/>
       </w:pPr>
       <w:r>
         <w:rPr>
@@ -2470,29 +2295,26 @@
         <w:pStyle w:val="Normal"/>
         <w:spacing w:lineRule="auto" w:line="360"/>
         <w:ind w:hanging="0" w:left="0" w:right="0"/>
-        <w:jc w:val="both"/>
-        <w:rPr>
-          <w:rFonts w:ascii="Courier new" w:hAnsi="Courier new"/>
-          <w:sz w:val="20"/>
-        </w:rPr>
-      </w:pPr>
-      <w:r>
-        <w:rPr>
-          <w:rFonts w:ascii="Courier new" w:hAnsi="Courier new"/>
-          <w:sz w:val="20"/>
-        </w:rPr>
-      </w:r>
-    </w:p>
-    <w:p>
-      <w:pPr>
-        <w:pStyle w:val="Normal"/>
-        <w:spacing w:lineRule="auto" w:line="360"/>
-        <w:ind w:hanging="0" w:left="0" w:right="0"/>
-        <w:jc w:val="both"/>
-        <w:rPr>
-          <w:rFonts w:ascii="Courier new" w:hAnsi="Courier new"/>
-          <w:sz w:val="20"/>
-        </w:rPr>
+        <w:jc w:val="left"/>
+        <w:rPr>
+          <w:rFonts w:ascii="Courier new" w:hAnsi="Courier new"/>
+          <w:sz w:val="20"/>
+        </w:rPr>
+      </w:pPr>
+      <w:r>
+        <w:rPr>
+          <w:rFonts w:ascii="Courier new" w:hAnsi="Courier new"/>
+          <w:sz w:val="20"/>
+        </w:rPr>
+      </w:r>
+    </w:p>
+    <w:p>
+      <w:pPr>
+        <w:pStyle w:val="Normal"/>
+        <w:spacing w:lineRule="auto" w:line="360"/>
+        <w:ind w:hanging="0" w:left="0" w:right="0"/>
+        <w:jc w:val="left"/>
+        <w:rPr/>
       </w:pPr>
       <w:r>
         <w:rPr>
@@ -2507,11 +2329,8 @@
         <w:pStyle w:val="Normal"/>
         <w:spacing w:lineRule="auto" w:line="360"/>
         <w:ind w:hanging="0" w:left="0" w:right="0"/>
-        <w:jc w:val="both"/>
-        <w:rPr>
-          <w:rFonts w:ascii="Courier new" w:hAnsi="Courier new"/>
-          <w:sz w:val="20"/>
-        </w:rPr>
+        <w:jc w:val="left"/>
+        <w:rPr/>
       </w:pPr>
       <w:r>
         <w:rPr>
@@ -2526,11 +2345,8 @@
         <w:pStyle w:val="Normal"/>
         <w:spacing w:lineRule="auto" w:line="360"/>
         <w:ind w:hanging="0" w:left="0" w:right="0"/>
-        <w:jc w:val="both"/>
-        <w:rPr>
-          <w:rFonts w:ascii="Courier new" w:hAnsi="Courier new"/>
-          <w:sz w:val="20"/>
-        </w:rPr>
+        <w:jc w:val="left"/>
+        <w:rPr/>
       </w:pPr>
       <w:r>
         <w:rPr>
@@ -2545,11 +2361,8 @@
         <w:pStyle w:val="Normal"/>
         <w:spacing w:lineRule="auto" w:line="360"/>
         <w:ind w:hanging="0" w:left="0" w:right="0"/>
-        <w:jc w:val="both"/>
-        <w:rPr>
-          <w:rFonts w:ascii="Courier new" w:hAnsi="Courier new"/>
-          <w:sz w:val="20"/>
-        </w:rPr>
+        <w:jc w:val="left"/>
+        <w:rPr/>
       </w:pPr>
       <w:r>
         <w:rPr>
@@ -2564,11 +2377,8 @@
         <w:pStyle w:val="Normal"/>
         <w:spacing w:lineRule="auto" w:line="360"/>
         <w:ind w:hanging="0" w:left="0" w:right="0"/>
-        <w:jc w:val="both"/>
-        <w:rPr>
-          <w:rFonts w:ascii="Courier new" w:hAnsi="Courier new"/>
-          <w:sz w:val="20"/>
-        </w:rPr>
+        <w:jc w:val="left"/>
+        <w:rPr/>
       </w:pPr>
       <w:r>
         <w:rPr>
@@ -2583,11 +2393,8 @@
         <w:pStyle w:val="Normal"/>
         <w:spacing w:lineRule="auto" w:line="360"/>
         <w:ind w:hanging="0" w:left="0" w:right="0"/>
-        <w:jc w:val="both"/>
-        <w:rPr>
-          <w:rFonts w:ascii="Courier new" w:hAnsi="Courier new"/>
-          <w:sz w:val="20"/>
-        </w:rPr>
+        <w:jc w:val="left"/>
+        <w:rPr/>
       </w:pPr>
       <w:r>
         <w:rPr>
@@ -2602,11 +2409,8 @@
         <w:pStyle w:val="Normal"/>
         <w:spacing w:lineRule="auto" w:line="360"/>
         <w:ind w:hanging="0" w:left="0" w:right="0"/>
-        <w:jc w:val="both"/>
-        <w:rPr>
-          <w:rFonts w:ascii="Courier new" w:hAnsi="Courier new"/>
-          <w:sz w:val="20"/>
-        </w:rPr>
+        <w:jc w:val="left"/>
+        <w:rPr/>
       </w:pPr>
       <w:r>
         <w:rPr>
@@ -2621,11 +2425,8 @@
         <w:pStyle w:val="Normal"/>
         <w:spacing w:lineRule="auto" w:line="360"/>
         <w:ind w:hanging="0" w:left="0" w:right="0"/>
-        <w:jc w:val="both"/>
-        <w:rPr>
-          <w:rFonts w:ascii="Courier new" w:hAnsi="Courier new"/>
-          <w:sz w:val="20"/>
-        </w:rPr>
+        <w:jc w:val="left"/>
+        <w:rPr/>
       </w:pPr>
       <w:r>
         <w:rPr>
@@ -2640,11 +2441,8 @@
         <w:pStyle w:val="Normal"/>
         <w:spacing w:lineRule="auto" w:line="360"/>
         <w:ind w:hanging="0" w:left="0" w:right="0"/>
-        <w:jc w:val="both"/>
-        <w:rPr>
-          <w:rFonts w:ascii="Courier new" w:hAnsi="Courier new"/>
-          <w:sz w:val="20"/>
-        </w:rPr>
+        <w:jc w:val="left"/>
+        <w:rPr/>
       </w:pPr>
       <w:r>
         <w:rPr>
@@ -2659,11 +2457,8 @@
         <w:pStyle w:val="Normal"/>
         <w:spacing w:lineRule="auto" w:line="360"/>
         <w:ind w:hanging="0" w:left="0" w:right="0"/>
-        <w:jc w:val="both"/>
-        <w:rPr>
-          <w:rFonts w:ascii="Courier new" w:hAnsi="Courier new"/>
-          <w:sz w:val="20"/>
-        </w:rPr>
+        <w:jc w:val="left"/>
+        <w:rPr/>
       </w:pPr>
       <w:r>
         <w:rPr>
@@ -2678,11 +2473,8 @@
         <w:pStyle w:val="Normal"/>
         <w:spacing w:lineRule="auto" w:line="360"/>
         <w:ind w:hanging="0" w:left="0" w:right="0"/>
-        <w:jc w:val="both"/>
-        <w:rPr>
-          <w:rFonts w:ascii="Courier new" w:hAnsi="Courier new"/>
-          <w:sz w:val="20"/>
-        </w:rPr>
+        <w:jc w:val="left"/>
+        <w:rPr/>
       </w:pPr>
       <w:r>
         <w:rPr>
@@ -2697,11 +2489,8 @@
         <w:pStyle w:val="Normal"/>
         <w:spacing w:lineRule="auto" w:line="360"/>
         <w:ind w:hanging="0" w:left="0" w:right="0"/>
-        <w:jc w:val="both"/>
-        <w:rPr>
-          <w:rFonts w:ascii="Courier new" w:hAnsi="Courier new"/>
-          <w:sz w:val="20"/>
-        </w:rPr>
+        <w:jc w:val="left"/>
+        <w:rPr/>
       </w:pPr>
       <w:r>
         <w:rPr>
@@ -2716,11 +2505,8 @@
         <w:pStyle w:val="Normal"/>
         <w:spacing w:lineRule="auto" w:line="360"/>
         <w:ind w:hanging="0" w:left="0" w:right="0"/>
-        <w:jc w:val="both"/>
-        <w:rPr>
-          <w:rFonts w:ascii="Courier new" w:hAnsi="Courier new"/>
-          <w:sz w:val="20"/>
-        </w:rPr>
+        <w:jc w:val="left"/>
+        <w:rPr/>
       </w:pPr>
       <w:r>
         <w:rPr>
@@ -2735,11 +2521,8 @@
         <w:pStyle w:val="Normal"/>
         <w:spacing w:lineRule="auto" w:line="360"/>
         <w:ind w:hanging="0" w:left="0" w:right="0"/>
-        <w:jc w:val="both"/>
-        <w:rPr>
-          <w:rFonts w:ascii="Courier new" w:hAnsi="Courier new"/>
-          <w:sz w:val="20"/>
-        </w:rPr>
+        <w:jc w:val="left"/>
+        <w:rPr/>
       </w:pPr>
       <w:r>
         <w:rPr>
@@ -2754,29 +2537,26 @@
         <w:pStyle w:val="Normal"/>
         <w:spacing w:lineRule="auto" w:line="360"/>
         <w:ind w:hanging="0" w:left="0" w:right="0"/>
-        <w:jc w:val="both"/>
-        <w:rPr>
-          <w:rFonts w:ascii="Courier new" w:hAnsi="Courier new"/>
-          <w:sz w:val="20"/>
-        </w:rPr>
-      </w:pPr>
-      <w:r>
-        <w:rPr>
-          <w:rFonts w:ascii="Courier new" w:hAnsi="Courier new"/>
-          <w:sz w:val="20"/>
-        </w:rPr>
-      </w:r>
-    </w:p>
-    <w:p>
-      <w:pPr>
-        <w:pStyle w:val="Normal"/>
-        <w:spacing w:lineRule="auto" w:line="360"/>
-        <w:ind w:hanging="0" w:left="0" w:right="0"/>
-        <w:jc w:val="both"/>
-        <w:rPr>
-          <w:rFonts w:ascii="Courier new" w:hAnsi="Courier new"/>
-          <w:sz w:val="20"/>
-        </w:rPr>
+        <w:jc w:val="left"/>
+        <w:rPr>
+          <w:rFonts w:ascii="Courier new" w:hAnsi="Courier new"/>
+          <w:sz w:val="20"/>
+        </w:rPr>
+      </w:pPr>
+      <w:r>
+        <w:rPr>
+          <w:rFonts w:ascii="Courier new" w:hAnsi="Courier new"/>
+          <w:sz w:val="20"/>
+        </w:rPr>
+      </w:r>
+    </w:p>
+    <w:p>
+      <w:pPr>
+        <w:pStyle w:val="Normal"/>
+        <w:spacing w:lineRule="auto" w:line="360"/>
+        <w:ind w:hanging="0" w:left="0" w:right="0"/>
+        <w:jc w:val="left"/>
+        <w:rPr/>
       </w:pPr>
       <w:r>
         <w:rPr>
@@ -2791,11 +2571,8 @@
         <w:pStyle w:val="Normal"/>
         <w:spacing w:lineRule="auto" w:line="360"/>
         <w:ind w:hanging="0" w:left="0" w:right="0"/>
-        <w:jc w:val="both"/>
-        <w:rPr>
-          <w:rFonts w:ascii="Courier new" w:hAnsi="Courier new"/>
-          <w:sz w:val="20"/>
-        </w:rPr>
+        <w:jc w:val="left"/>
+        <w:rPr/>
       </w:pPr>
       <w:r>
         <w:rPr>
@@ -2810,11 +2587,8 @@
         <w:pStyle w:val="Normal"/>
         <w:spacing w:lineRule="auto" w:line="360"/>
         <w:ind w:hanging="0" w:left="0" w:right="0"/>
-        <w:jc w:val="both"/>
-        <w:rPr>
-          <w:rFonts w:ascii="Courier new" w:hAnsi="Courier new"/>
-          <w:sz w:val="20"/>
-        </w:rPr>
+        <w:jc w:val="left"/>
+        <w:rPr/>
       </w:pPr>
       <w:r>
         <w:rPr>
@@ -2829,11 +2603,8 @@
         <w:pStyle w:val="Normal"/>
         <w:spacing w:lineRule="auto" w:line="360"/>
         <w:ind w:hanging="0" w:left="0" w:right="0"/>
-        <w:jc w:val="both"/>
-        <w:rPr>
-          <w:rFonts w:ascii="Courier new" w:hAnsi="Courier new"/>
-          <w:sz w:val="20"/>
-        </w:rPr>
+        <w:jc w:val="left"/>
+        <w:rPr/>
       </w:pPr>
       <w:r>
         <w:rPr>
@@ -2848,11 +2619,8 @@
         <w:pStyle w:val="Normal"/>
         <w:spacing w:lineRule="auto" w:line="360"/>
         <w:ind w:hanging="0" w:left="0" w:right="0"/>
-        <w:jc w:val="both"/>
-        <w:rPr>
-          <w:rFonts w:ascii="Courier new" w:hAnsi="Courier new"/>
-          <w:sz w:val="20"/>
-        </w:rPr>
+        <w:jc w:val="left"/>
+        <w:rPr/>
       </w:pPr>
       <w:r>
         <w:rPr>
@@ -2867,11 +2635,8 @@
         <w:pStyle w:val="Normal"/>
         <w:spacing w:lineRule="auto" w:line="360"/>
         <w:ind w:hanging="0" w:left="0" w:right="0"/>
-        <w:jc w:val="both"/>
-        <w:rPr>
-          <w:rFonts w:ascii="Courier new" w:hAnsi="Courier new"/>
-          <w:sz w:val="20"/>
-        </w:rPr>
+        <w:jc w:val="left"/>
+        <w:rPr/>
       </w:pPr>
       <w:r>
         <w:rPr>
@@ -2886,11 +2651,8 @@
         <w:pStyle w:val="Normal"/>
         <w:spacing w:lineRule="auto" w:line="360"/>
         <w:ind w:hanging="0" w:left="0" w:right="0"/>
-        <w:jc w:val="both"/>
-        <w:rPr>
-          <w:rFonts w:ascii="Courier new" w:hAnsi="Courier new"/>
-          <w:sz w:val="20"/>
-        </w:rPr>
+        <w:jc w:val="left"/>
+        <w:rPr/>
       </w:pPr>
       <w:r>
         <w:rPr>
@@ -2905,11 +2667,8 @@
         <w:pStyle w:val="Normal"/>
         <w:spacing w:lineRule="auto" w:line="360"/>
         <w:ind w:hanging="0" w:left="0" w:right="0"/>
-        <w:jc w:val="both"/>
-        <w:rPr>
-          <w:rFonts w:ascii="Courier new" w:hAnsi="Courier new"/>
-          <w:sz w:val="20"/>
-        </w:rPr>
+        <w:jc w:val="left"/>
+        <w:rPr/>
       </w:pPr>
       <w:r>
         <w:rPr>
@@ -2924,11 +2683,8 @@
         <w:pStyle w:val="Normal"/>
         <w:spacing w:lineRule="auto" w:line="360"/>
         <w:ind w:hanging="0" w:left="0" w:right="0"/>
-        <w:jc w:val="both"/>
-        <w:rPr>
-          <w:rFonts w:ascii="Courier new" w:hAnsi="Courier new"/>
-          <w:sz w:val="20"/>
-        </w:rPr>
+        <w:jc w:val="left"/>
+        <w:rPr/>
       </w:pPr>
       <w:r>
         <w:rPr>
@@ -2943,11 +2699,8 @@
         <w:pStyle w:val="Normal"/>
         <w:spacing w:lineRule="auto" w:line="360"/>
         <w:ind w:hanging="0" w:left="0" w:right="0"/>
-        <w:jc w:val="both"/>
-        <w:rPr>
-          <w:rFonts w:ascii="Courier new" w:hAnsi="Courier new"/>
-          <w:sz w:val="20"/>
-        </w:rPr>
+        <w:jc w:val="left"/>
+        <w:rPr/>
       </w:pPr>
       <w:r>
         <w:rPr>
@@ -2962,11 +2715,8 @@
         <w:pStyle w:val="Normal"/>
         <w:spacing w:lineRule="auto" w:line="360"/>
         <w:ind w:hanging="0" w:left="0" w:right="0"/>
-        <w:jc w:val="both"/>
-        <w:rPr>
-          <w:rFonts w:ascii="Courier new" w:hAnsi="Courier new"/>
-          <w:sz w:val="20"/>
-        </w:rPr>
+        <w:jc w:val="left"/>
+        <w:rPr/>
       </w:pPr>
       <w:r>
         <w:rPr>
@@ -2981,11 +2731,8 @@
         <w:pStyle w:val="Normal"/>
         <w:spacing w:lineRule="auto" w:line="360"/>
         <w:ind w:hanging="0" w:left="0" w:right="0"/>
-        <w:jc w:val="both"/>
-        <w:rPr>
-          <w:rFonts w:ascii="Courier new" w:hAnsi="Courier new"/>
-          <w:sz w:val="20"/>
-        </w:rPr>
+        <w:jc w:val="left"/>
+        <w:rPr/>
       </w:pPr>
       <w:r>
         <w:rPr>
@@ -3000,11 +2747,8 @@
         <w:pStyle w:val="Normal"/>
         <w:spacing w:lineRule="auto" w:line="360"/>
         <w:ind w:hanging="0" w:left="0" w:right="0"/>
-        <w:jc w:val="both"/>
-        <w:rPr>
-          <w:rFonts w:ascii="Courier new" w:hAnsi="Courier new"/>
-          <w:sz w:val="20"/>
-        </w:rPr>
+        <w:jc w:val="left"/>
+        <w:rPr/>
       </w:pPr>
       <w:r>
         <w:rPr>
@@ -3019,11 +2763,8 @@
         <w:pStyle w:val="Normal"/>
         <w:spacing w:lineRule="auto" w:line="360"/>
         <w:ind w:hanging="0" w:left="0" w:right="0"/>
-        <w:jc w:val="both"/>
-        <w:rPr>
-          <w:rFonts w:ascii="Courier new" w:hAnsi="Courier new"/>
-          <w:sz w:val="20"/>
-        </w:rPr>
+        <w:jc w:val="left"/>
+        <w:rPr/>
       </w:pPr>
       <w:r>
         <w:rPr>
@@ -3038,29 +2779,26 @@
         <w:pStyle w:val="Normal"/>
         <w:spacing w:lineRule="auto" w:line="360"/>
         <w:ind w:hanging="0" w:left="0" w:right="0"/>
-        <w:jc w:val="both"/>
-        <w:rPr>
-          <w:rFonts w:ascii="Courier new" w:hAnsi="Courier new"/>
-          <w:sz w:val="20"/>
-        </w:rPr>
-      </w:pPr>
-      <w:r>
-        <w:rPr>
-          <w:rFonts w:ascii="Courier new" w:hAnsi="Courier new"/>
-          <w:sz w:val="20"/>
-        </w:rPr>
-      </w:r>
-    </w:p>
-    <w:p>
-      <w:pPr>
-        <w:pStyle w:val="Normal"/>
-        <w:spacing w:lineRule="auto" w:line="360"/>
-        <w:ind w:hanging="0" w:left="0" w:right="0"/>
-        <w:jc w:val="both"/>
-        <w:rPr>
-          <w:rFonts w:ascii="Courier new" w:hAnsi="Courier new"/>
-          <w:sz w:val="20"/>
-        </w:rPr>
+        <w:jc w:val="left"/>
+        <w:rPr>
+          <w:rFonts w:ascii="Courier new" w:hAnsi="Courier new"/>
+          <w:sz w:val="20"/>
+        </w:rPr>
+      </w:pPr>
+      <w:r>
+        <w:rPr>
+          <w:rFonts w:ascii="Courier new" w:hAnsi="Courier new"/>
+          <w:sz w:val="20"/>
+        </w:rPr>
+      </w:r>
+    </w:p>
+    <w:p>
+      <w:pPr>
+        <w:pStyle w:val="Normal"/>
+        <w:spacing w:lineRule="auto" w:line="360"/>
+        <w:ind w:hanging="0" w:left="0" w:right="0"/>
+        <w:jc w:val="left"/>
+        <w:rPr/>
       </w:pPr>
       <w:r>
         <w:rPr>
@@ -3075,11 +2813,8 @@
         <w:pStyle w:val="Normal"/>
         <w:spacing w:lineRule="auto" w:line="360"/>
         <w:ind w:hanging="0" w:left="0" w:right="0"/>
-        <w:jc w:val="both"/>
-        <w:rPr>
-          <w:rFonts w:ascii="Courier new" w:hAnsi="Courier new"/>
-          <w:sz w:val="20"/>
-        </w:rPr>
+        <w:jc w:val="left"/>
+        <w:rPr/>
       </w:pPr>
       <w:r>
         <w:rPr>
@@ -3094,11 +2829,8 @@
         <w:pStyle w:val="Normal"/>
         <w:spacing w:lineRule="auto" w:line="360"/>
         <w:ind w:hanging="0" w:left="0" w:right="0"/>
-        <w:jc w:val="both"/>
-        <w:rPr>
-          <w:rFonts w:ascii="Courier new" w:hAnsi="Courier new"/>
-          <w:sz w:val="20"/>
-        </w:rPr>
+        <w:jc w:val="left"/>
+        <w:rPr/>
       </w:pPr>
       <w:r>
         <w:rPr>
@@ -3113,11 +2845,8 @@
         <w:pStyle w:val="Normal"/>
         <w:spacing w:lineRule="auto" w:line="360"/>
         <w:ind w:hanging="0" w:left="0" w:right="0"/>
-        <w:jc w:val="both"/>
-        <w:rPr>
-          <w:rFonts w:ascii="Courier new" w:hAnsi="Courier new"/>
-          <w:sz w:val="20"/>
-        </w:rPr>
+        <w:jc w:val="left"/>
+        <w:rPr/>
       </w:pPr>
       <w:r>
         <w:rPr>
@@ -3132,11 +2861,8 @@
         <w:pStyle w:val="Normal"/>
         <w:spacing w:lineRule="auto" w:line="360"/>
         <w:ind w:hanging="0" w:left="0" w:right="0"/>
-        <w:jc w:val="both"/>
-        <w:rPr>
-          <w:rFonts w:ascii="Courier new" w:hAnsi="Courier new"/>
-          <w:sz w:val="20"/>
-        </w:rPr>
+        <w:jc w:val="left"/>
+        <w:rPr/>
       </w:pPr>
       <w:r>
         <w:rPr>
@@ -3151,29 +2877,26 @@
         <w:pStyle w:val="Normal"/>
         <w:spacing w:lineRule="auto" w:line="360"/>
         <w:ind w:hanging="0" w:left="0" w:right="0"/>
-        <w:jc w:val="both"/>
-        <w:rPr>
-          <w:rFonts w:ascii="Courier new" w:hAnsi="Courier new"/>
-          <w:sz w:val="20"/>
-        </w:rPr>
-      </w:pPr>
-      <w:r>
-        <w:rPr>
-          <w:rFonts w:ascii="Courier new" w:hAnsi="Courier new"/>
-          <w:sz w:val="20"/>
-        </w:rPr>
-      </w:r>
-    </w:p>
-    <w:p>
-      <w:pPr>
-        <w:pStyle w:val="Normal"/>
-        <w:spacing w:lineRule="auto" w:line="360"/>
-        <w:ind w:hanging="0" w:left="0" w:right="0"/>
-        <w:jc w:val="both"/>
-        <w:rPr>
-          <w:rFonts w:ascii="Courier new" w:hAnsi="Courier new"/>
-          <w:sz w:val="20"/>
-        </w:rPr>
+        <w:jc w:val="left"/>
+        <w:rPr>
+          <w:rFonts w:ascii="Courier new" w:hAnsi="Courier new"/>
+          <w:sz w:val="20"/>
+        </w:rPr>
+      </w:pPr>
+      <w:r>
+        <w:rPr>
+          <w:rFonts w:ascii="Courier new" w:hAnsi="Courier new"/>
+          <w:sz w:val="20"/>
+        </w:rPr>
+      </w:r>
+    </w:p>
+    <w:p>
+      <w:pPr>
+        <w:pStyle w:val="Normal"/>
+        <w:spacing w:lineRule="auto" w:line="360"/>
+        <w:ind w:hanging="0" w:left="0" w:right="0"/>
+        <w:jc w:val="left"/>
+        <w:rPr/>
       </w:pPr>
       <w:r>
         <w:rPr>
@@ -3188,11 +2911,8 @@
         <w:pStyle w:val="Normal"/>
         <w:spacing w:lineRule="auto" w:line="360"/>
         <w:ind w:hanging="0" w:left="0" w:right="0"/>
-        <w:jc w:val="both"/>
-        <w:rPr>
-          <w:rFonts w:ascii="Courier new" w:hAnsi="Courier new"/>
-          <w:sz w:val="20"/>
-        </w:rPr>
+        <w:jc w:val="left"/>
+        <w:rPr/>
       </w:pPr>
       <w:r>
         <w:rPr>
@@ -3207,11 +2927,8 @@
         <w:pStyle w:val="Normal"/>
         <w:spacing w:lineRule="auto" w:line="360"/>
         <w:ind w:hanging="0" w:left="0" w:right="0"/>
-        <w:jc w:val="both"/>
-        <w:rPr>
-          <w:rFonts w:ascii="Courier new" w:hAnsi="Courier new"/>
-          <w:sz w:val="20"/>
-        </w:rPr>
+        <w:jc w:val="left"/>
+        <w:rPr/>
       </w:pPr>
       <w:r>
         <w:rPr>
@@ -3226,11 +2943,8 @@
         <w:pStyle w:val="Normal"/>
         <w:spacing w:lineRule="auto" w:line="360"/>
         <w:ind w:hanging="0" w:left="0" w:right="0"/>
-        <w:jc w:val="both"/>
-        <w:rPr>
-          <w:rFonts w:ascii="Courier new" w:hAnsi="Courier new"/>
-          <w:sz w:val="20"/>
-        </w:rPr>
+        <w:jc w:val="left"/>
+        <w:rPr/>
       </w:pPr>
       <w:r>
         <w:rPr>
@@ -3245,11 +2959,8 @@
         <w:pStyle w:val="Normal"/>
         <w:spacing w:lineRule="auto" w:line="360"/>
         <w:ind w:hanging="0" w:left="0" w:right="0"/>
-        <w:jc w:val="both"/>
-        <w:rPr>
-          <w:rFonts w:ascii="Courier new" w:hAnsi="Courier new"/>
-          <w:sz w:val="20"/>
-        </w:rPr>
+        <w:jc w:val="left"/>
+        <w:rPr/>
       </w:pPr>
       <w:r>
         <w:rPr>
@@ -3264,11 +2975,8 @@
         <w:pStyle w:val="Normal"/>
         <w:spacing w:lineRule="auto" w:line="360"/>
         <w:ind w:hanging="0" w:left="0" w:right="0"/>
-        <w:jc w:val="both"/>
-        <w:rPr>
-          <w:rFonts w:ascii="Courier new" w:hAnsi="Courier new"/>
-          <w:sz w:val="20"/>
-        </w:rPr>
+        <w:jc w:val="left"/>
+        <w:rPr/>
       </w:pPr>
       <w:r>
         <w:rPr>
@@ -3283,11 +2991,8 @@
         <w:pStyle w:val="Normal"/>
         <w:spacing w:lineRule="auto" w:line="360"/>
         <w:ind w:hanging="0" w:left="0" w:right="0"/>
-        <w:jc w:val="both"/>
-        <w:rPr>
-          <w:rFonts w:ascii="Courier new" w:hAnsi="Courier new"/>
-          <w:sz w:val="20"/>
-        </w:rPr>
+        <w:jc w:val="left"/>
+        <w:rPr/>
       </w:pPr>
       <w:r>
         <w:rPr>
@@ -3302,11 +3007,8 @@
         <w:pStyle w:val="Normal"/>
         <w:spacing w:lineRule="auto" w:line="360"/>
         <w:ind w:hanging="0" w:left="0" w:right="0"/>
-        <w:jc w:val="both"/>
-        <w:rPr>
-          <w:rFonts w:ascii="Courier new" w:hAnsi="Courier new"/>
-          <w:sz w:val="20"/>
-        </w:rPr>
+        <w:jc w:val="left"/>
+        <w:rPr/>
       </w:pPr>
       <w:r>
         <w:rPr>
@@ -3321,11 +3023,8 @@
         <w:pStyle w:val="Normal"/>
         <w:spacing w:lineRule="auto" w:line="360"/>
         <w:ind w:hanging="0" w:left="0" w:right="0"/>
-        <w:jc w:val="both"/>
-        <w:rPr>
-          <w:rFonts w:ascii="Courier new" w:hAnsi="Courier new"/>
-          <w:sz w:val="20"/>
-        </w:rPr>
+        <w:jc w:val="left"/>
+        <w:rPr/>
       </w:pPr>
       <w:r>
         <w:rPr>
@@ -3340,11 +3039,8 @@
         <w:pStyle w:val="Normal"/>
         <w:spacing w:lineRule="auto" w:line="360"/>
         <w:ind w:hanging="0" w:left="0" w:right="0"/>
-        <w:jc w:val="both"/>
-        <w:rPr>
-          <w:rFonts w:ascii="Courier new" w:hAnsi="Courier new"/>
-          <w:sz w:val="20"/>
-        </w:rPr>
+        <w:jc w:val="left"/>
+        <w:rPr/>
       </w:pPr>
       <w:r>
         <w:rPr>
@@ -3359,11 +3055,8 @@
         <w:pStyle w:val="Normal"/>
         <w:spacing w:lineRule="auto" w:line="360"/>
         <w:ind w:hanging="0" w:left="0" w:right="0"/>
-        <w:jc w:val="both"/>
-        <w:rPr>
-          <w:rFonts w:ascii="Courier new" w:hAnsi="Courier new"/>
-          <w:sz w:val="20"/>
-        </w:rPr>
+        <w:jc w:val="left"/>
+        <w:rPr/>
       </w:pPr>
       <w:r>
         <w:rPr>
@@ -3415,11 +3108,8 @@
         <w:pStyle w:val="Normal"/>
         <w:spacing w:lineRule="auto" w:line="360"/>
         <w:ind w:hanging="0" w:left="0" w:right="0"/>
-        <w:jc w:val="both"/>
-        <w:rPr>
-          <w:rFonts w:ascii="Courier new" w:hAnsi="Courier new"/>
-          <w:sz w:val="20"/>
-        </w:rPr>
+        <w:jc w:val="left"/>
+        <w:rPr/>
       </w:pPr>
       <w:r>
         <w:rPr>
@@ -3434,29 +3124,26 @@
         <w:pStyle w:val="Normal"/>
         <w:spacing w:lineRule="auto" w:line="360"/>
         <w:ind w:hanging="0" w:left="0" w:right="0"/>
-        <w:jc w:val="both"/>
-        <w:rPr>
-          <w:rFonts w:ascii="Courier new" w:hAnsi="Courier new"/>
-          <w:sz w:val="20"/>
-        </w:rPr>
-      </w:pPr>
-      <w:r>
-        <w:rPr>
-          <w:rFonts w:ascii="Courier new" w:hAnsi="Courier new"/>
-          <w:sz w:val="20"/>
-        </w:rPr>
-      </w:r>
-    </w:p>
-    <w:p>
-      <w:pPr>
-        <w:pStyle w:val="Normal"/>
-        <w:spacing w:lineRule="auto" w:line="360"/>
-        <w:ind w:hanging="0" w:left="0" w:right="0"/>
-        <w:jc w:val="both"/>
-        <w:rPr>
-          <w:rFonts w:ascii="Courier new" w:hAnsi="Courier new"/>
-          <w:sz w:val="20"/>
-        </w:rPr>
+        <w:jc w:val="left"/>
+        <w:rPr>
+          <w:rFonts w:ascii="Courier new" w:hAnsi="Courier new"/>
+          <w:sz w:val="20"/>
+        </w:rPr>
+      </w:pPr>
+      <w:r>
+        <w:rPr>
+          <w:rFonts w:ascii="Courier new" w:hAnsi="Courier new"/>
+          <w:sz w:val="20"/>
+        </w:rPr>
+      </w:r>
+    </w:p>
+    <w:p>
+      <w:pPr>
+        <w:pStyle w:val="Normal"/>
+        <w:spacing w:lineRule="auto" w:line="360"/>
+        <w:ind w:hanging="0" w:left="0" w:right="0"/>
+        <w:jc w:val="left"/>
+        <w:rPr/>
       </w:pPr>
       <w:r>
         <w:rPr>
@@ -3471,11 +3158,8 @@
         <w:pStyle w:val="Normal"/>
         <w:spacing w:lineRule="auto" w:line="360"/>
         <w:ind w:hanging="0" w:left="0" w:right="0"/>
-        <w:jc w:val="both"/>
-        <w:rPr>
-          <w:rFonts w:ascii="Courier new" w:hAnsi="Courier new"/>
-          <w:sz w:val="20"/>
-        </w:rPr>
+        <w:jc w:val="left"/>
+        <w:rPr/>
       </w:pPr>
       <w:r>
         <w:rPr>
@@ -3490,11 +3174,8 @@
         <w:pStyle w:val="Normal"/>
         <w:spacing w:lineRule="auto" w:line="360"/>
         <w:ind w:hanging="0" w:left="0" w:right="0"/>
-        <w:jc w:val="both"/>
-        <w:rPr>
-          <w:rFonts w:ascii="Courier new" w:hAnsi="Courier new"/>
-          <w:sz w:val="20"/>
-        </w:rPr>
+        <w:jc w:val="left"/>
+        <w:rPr/>
       </w:pPr>
       <w:r>
         <w:rPr>
@@ -3509,11 +3190,8 @@
         <w:pStyle w:val="Normal"/>
         <w:spacing w:lineRule="auto" w:line="360"/>
         <w:ind w:hanging="0" w:left="0" w:right="0"/>
-        <w:jc w:val="both"/>
-        <w:rPr>
-          <w:rFonts w:ascii="Courier new" w:hAnsi="Courier new"/>
-          <w:sz w:val="20"/>
-        </w:rPr>
+        <w:jc w:val="left"/>
+        <w:rPr/>
       </w:pPr>
       <w:r>
         <w:rPr>
@@ -3528,11 +3206,8 @@
         <w:pStyle w:val="Normal"/>
         <w:spacing w:lineRule="auto" w:line="360"/>
         <w:ind w:hanging="0" w:left="0" w:right="0"/>
-        <w:jc w:val="both"/>
-        <w:rPr>
-          <w:rFonts w:ascii="Courier new" w:hAnsi="Courier new"/>
-          <w:sz w:val="20"/>
-        </w:rPr>
+        <w:jc w:val="left"/>
+        <w:rPr/>
       </w:pPr>
       <w:r>
         <w:rPr>
@@ -3547,11 +3222,8 @@
         <w:pStyle w:val="Normal"/>
         <w:spacing w:lineRule="auto" w:line="360"/>
         <w:ind w:hanging="0" w:left="0" w:right="0"/>
-        <w:jc w:val="both"/>
-        <w:rPr>
-          <w:rFonts w:ascii="Courier new" w:hAnsi="Courier new"/>
-          <w:sz w:val="20"/>
-        </w:rPr>
+        <w:jc w:val="left"/>
+        <w:rPr/>
       </w:pPr>
       <w:r>
         <w:rPr>
@@ -3566,11 +3238,8 @@
         <w:pStyle w:val="Normal"/>
         <w:spacing w:lineRule="auto" w:line="360"/>
         <w:ind w:hanging="0" w:left="0" w:right="0"/>
-        <w:jc w:val="both"/>
-        <w:rPr>
-          <w:rFonts w:ascii="Courier new" w:hAnsi="Courier new"/>
-          <w:sz w:val="20"/>
-        </w:rPr>
+        <w:jc w:val="left"/>
+        <w:rPr/>
       </w:pPr>
       <w:r>
         <w:rPr>
@@ -3585,11 +3254,8 @@
         <w:pStyle w:val="Normal"/>
         <w:spacing w:lineRule="auto" w:line="360"/>
         <w:ind w:hanging="0" w:left="0" w:right="0"/>
-        <w:jc w:val="both"/>
-        <w:rPr>
-          <w:rFonts w:ascii="Courier new" w:hAnsi="Courier new"/>
-          <w:sz w:val="20"/>
-        </w:rPr>
+        <w:jc w:val="left"/>
+        <w:rPr/>
       </w:pPr>
       <w:r>
         <w:rPr>
@@ -3604,7 +3270,7 @@
         <w:pStyle w:val="Normal"/>
         <w:spacing w:lineRule="auto" w:line="360"/>
         <w:ind w:hanging="0" w:left="0" w:right="0"/>
-        <w:jc w:val="both"/>
+        <w:jc w:val="left"/>
         <w:rPr/>
       </w:pPr>
       <w:r>
@@ -3620,11 +3286,8 @@
         <w:pStyle w:val="Normal"/>
         <w:spacing w:lineRule="auto" w:line="360"/>
         <w:ind w:hanging="0" w:left="0" w:right="0"/>
-        <w:jc w:val="both"/>
-        <w:rPr>
-          <w:rFonts w:ascii="Courier new" w:hAnsi="Courier new"/>
-          <w:sz w:val="20"/>
-        </w:rPr>
+        <w:jc w:val="left"/>
+        <w:rPr/>
       </w:pPr>
       <w:r>
         <w:rPr>
@@ -3639,11 +3302,8 @@
         <w:pStyle w:val="Normal"/>
         <w:spacing w:lineRule="auto" w:line="360"/>
         <w:ind w:hanging="0" w:left="0" w:right="0"/>
-        <w:jc w:val="both"/>
-        <w:rPr>
-          <w:rFonts w:ascii="Courier new" w:hAnsi="Courier new"/>
-          <w:sz w:val="20"/>
-        </w:rPr>
+        <w:jc w:val="left"/>
+        <w:rPr/>
       </w:pPr>
       <w:r>
         <w:rPr>
@@ -3658,11 +3318,8 @@
         <w:pStyle w:val="Normal"/>
         <w:spacing w:lineRule="auto" w:line="360"/>
         <w:ind w:hanging="0" w:left="0" w:right="0"/>
-        <w:jc w:val="both"/>
-        <w:rPr>
-          <w:rFonts w:ascii="Courier new" w:hAnsi="Courier new"/>
-          <w:sz w:val="20"/>
-        </w:rPr>
+        <w:jc w:val="left"/>
+        <w:rPr/>
       </w:pPr>
       <w:r>
         <w:rPr>
@@ -3714,11 +3371,8 @@
         <w:pStyle w:val="Normal"/>
         <w:spacing w:lineRule="auto" w:line="360"/>
         <w:ind w:hanging="0" w:left="0" w:right="0"/>
-        <w:jc w:val="both"/>
-        <w:rPr>
-          <w:rFonts w:ascii="Courier new" w:hAnsi="Courier new"/>
-          <w:sz w:val="20"/>
-        </w:rPr>
+        <w:jc w:val="left"/>
+        <w:rPr/>
       </w:pPr>
       <w:r>
         <w:rPr>
@@ -3733,11 +3387,8 @@
         <w:pStyle w:val="Normal"/>
         <w:spacing w:lineRule="auto" w:line="360"/>
         <w:ind w:hanging="0" w:left="0" w:right="0"/>
-        <w:jc w:val="both"/>
-        <w:rPr>
-          <w:rFonts w:ascii="Courier new" w:hAnsi="Courier new"/>
-          <w:sz w:val="20"/>
-        </w:rPr>
+        <w:jc w:val="left"/>
+        <w:rPr/>
       </w:pPr>
       <w:r>
         <w:rPr>
@@ -3752,11 +3403,8 @@
         <w:pStyle w:val="Normal"/>
         <w:spacing w:lineRule="auto" w:line="360"/>
         <w:ind w:hanging="0" w:left="0" w:right="0"/>
-        <w:jc w:val="both"/>
-        <w:rPr>
-          <w:rFonts w:ascii="Courier new" w:hAnsi="Courier new"/>
-          <w:sz w:val="20"/>
-        </w:rPr>
+        <w:jc w:val="left"/>
+        <w:rPr/>
       </w:pPr>
       <w:r>
         <w:rPr>
@@ -3771,11 +3419,8 @@
         <w:pStyle w:val="Normal"/>
         <w:spacing w:lineRule="auto" w:line="360"/>
         <w:ind w:hanging="0" w:left="0" w:right="0"/>
-        <w:jc w:val="both"/>
-        <w:rPr>
-          <w:rFonts w:ascii="Courier new" w:hAnsi="Courier new"/>
-          <w:sz w:val="20"/>
-        </w:rPr>
+        <w:jc w:val="left"/>
+        <w:rPr/>
       </w:pPr>
       <w:r>
         <w:rPr>
@@ -3790,11 +3435,8 @@
         <w:pStyle w:val="Normal"/>
         <w:spacing w:lineRule="auto" w:line="360"/>
         <w:ind w:hanging="0" w:left="0" w:right="0"/>
-        <w:jc w:val="both"/>
-        <w:rPr>
-          <w:rFonts w:ascii="Courier new" w:hAnsi="Courier new"/>
-          <w:sz w:val="20"/>
-        </w:rPr>
+        <w:jc w:val="left"/>
+        <w:rPr/>
       </w:pPr>
       <w:r>
         <w:rPr>
@@ -3809,11 +3451,8 @@
         <w:pStyle w:val="Normal"/>
         <w:spacing w:lineRule="auto" w:line="360"/>
         <w:ind w:hanging="0" w:left="0" w:right="0"/>
-        <w:jc w:val="both"/>
-        <w:rPr>
-          <w:rFonts w:ascii="Courier new" w:hAnsi="Courier new"/>
-          <w:sz w:val="20"/>
-        </w:rPr>
+        <w:jc w:val="left"/>
+        <w:rPr/>
       </w:pPr>
       <w:r>
         <w:rPr>
@@ -3828,11 +3467,8 @@
         <w:pStyle w:val="Normal"/>
         <w:spacing w:lineRule="auto" w:line="360"/>
         <w:ind w:hanging="0" w:left="0" w:right="0"/>
-        <w:jc w:val="both"/>
-        <w:rPr>
-          <w:rFonts w:ascii="Courier new" w:hAnsi="Courier new"/>
-          <w:sz w:val="20"/>
-        </w:rPr>
+        <w:jc w:val="left"/>
+        <w:rPr/>
       </w:pPr>
       <w:r>
         <w:rPr>
@@ -3847,29 +3483,26 @@
         <w:pStyle w:val="Normal"/>
         <w:spacing w:lineRule="auto" w:line="360"/>
         <w:ind w:hanging="0" w:left="0" w:right="0"/>
-        <w:jc w:val="both"/>
-        <w:rPr>
-          <w:rFonts w:ascii="Courier new" w:hAnsi="Courier new"/>
-          <w:sz w:val="20"/>
-        </w:rPr>
-      </w:pPr>
-      <w:r>
-        <w:rPr>
-          <w:rFonts w:ascii="Courier new" w:hAnsi="Courier new"/>
-          <w:sz w:val="20"/>
-        </w:rPr>
-      </w:r>
-    </w:p>
-    <w:p>
-      <w:pPr>
-        <w:pStyle w:val="Normal"/>
-        <w:spacing w:lineRule="auto" w:line="360"/>
-        <w:ind w:hanging="0" w:left="0" w:right="0"/>
-        <w:jc w:val="both"/>
-        <w:rPr>
-          <w:rFonts w:ascii="Courier new" w:hAnsi="Courier new"/>
-          <w:sz w:val="20"/>
-        </w:rPr>
+        <w:jc w:val="left"/>
+        <w:rPr>
+          <w:rFonts w:ascii="Courier new" w:hAnsi="Courier new"/>
+          <w:sz w:val="20"/>
+        </w:rPr>
+      </w:pPr>
+      <w:r>
+        <w:rPr>
+          <w:rFonts w:ascii="Courier new" w:hAnsi="Courier new"/>
+          <w:sz w:val="20"/>
+        </w:rPr>
+      </w:r>
+    </w:p>
+    <w:p>
+      <w:pPr>
+        <w:pStyle w:val="Normal"/>
+        <w:spacing w:lineRule="auto" w:line="360"/>
+        <w:ind w:hanging="0" w:left="0" w:right="0"/>
+        <w:jc w:val="left"/>
+        <w:rPr/>
       </w:pPr>
       <w:r>
         <w:rPr>
@@ -3884,11 +3517,8 @@
         <w:pStyle w:val="Normal"/>
         <w:spacing w:lineRule="auto" w:line="360"/>
         <w:ind w:hanging="0" w:left="0" w:right="0"/>
-        <w:jc w:val="both"/>
-        <w:rPr>
-          <w:rFonts w:ascii="Courier new" w:hAnsi="Courier new"/>
-          <w:sz w:val="20"/>
-        </w:rPr>
+        <w:jc w:val="left"/>
+        <w:rPr/>
       </w:pPr>
       <w:r>
         <w:rPr>
@@ -3903,11 +3533,8 @@
         <w:pStyle w:val="Normal"/>
         <w:spacing w:lineRule="auto" w:line="360"/>
         <w:ind w:hanging="0" w:left="0" w:right="0"/>
-        <w:jc w:val="both"/>
-        <w:rPr>
-          <w:rFonts w:ascii="Courier new" w:hAnsi="Courier new"/>
-          <w:sz w:val="20"/>
-        </w:rPr>
+        <w:jc w:val="left"/>
+        <w:rPr/>
       </w:pPr>
       <w:r>
         <w:rPr>
@@ -3922,11 +3549,8 @@
         <w:pStyle w:val="Normal"/>
         <w:spacing w:lineRule="auto" w:line="360"/>
         <w:ind w:hanging="0" w:left="0" w:right="0"/>
-        <w:jc w:val="both"/>
-        <w:rPr>
-          <w:rFonts w:ascii="Courier new" w:hAnsi="Courier new"/>
-          <w:sz w:val="20"/>
-        </w:rPr>
+        <w:jc w:val="left"/>
+        <w:rPr/>
       </w:pPr>
       <w:r>
         <w:rPr>
@@ -3941,11 +3565,8 @@
         <w:pStyle w:val="Normal"/>
         <w:spacing w:lineRule="auto" w:line="360"/>
         <w:ind w:hanging="0" w:left="0" w:right="0"/>
-        <w:jc w:val="both"/>
-        <w:rPr>
-          <w:rFonts w:ascii="Courier new" w:hAnsi="Courier new"/>
-          <w:sz w:val="20"/>
-        </w:rPr>
+        <w:jc w:val="left"/>
+        <w:rPr/>
       </w:pPr>
       <w:r>
         <w:rPr>
@@ -3960,29 +3581,26 @@
         <w:pStyle w:val="Normal"/>
         <w:spacing w:lineRule="auto" w:line="360"/>
         <w:ind w:hanging="0" w:left="0" w:right="0"/>
-        <w:jc w:val="both"/>
-        <w:rPr>
-          <w:rFonts w:ascii="Courier new" w:hAnsi="Courier new"/>
-          <w:sz w:val="20"/>
-        </w:rPr>
-      </w:pPr>
-      <w:r>
-        <w:rPr>
-          <w:rFonts w:ascii="Courier new" w:hAnsi="Courier new"/>
-          <w:sz w:val="20"/>
-        </w:rPr>
-      </w:r>
-    </w:p>
-    <w:p>
-      <w:pPr>
-        <w:pStyle w:val="Normal"/>
-        <w:spacing w:lineRule="auto" w:line="360"/>
-        <w:ind w:hanging="0" w:left="0" w:right="0"/>
-        <w:jc w:val="both"/>
-        <w:rPr>
-          <w:rFonts w:ascii="Courier new" w:hAnsi="Courier new"/>
-          <w:sz w:val="20"/>
-        </w:rPr>
+        <w:jc w:val="left"/>
+        <w:rPr>
+          <w:rFonts w:ascii="Courier new" w:hAnsi="Courier new"/>
+          <w:sz w:val="20"/>
+        </w:rPr>
+      </w:pPr>
+      <w:r>
+        <w:rPr>
+          <w:rFonts w:ascii="Courier new" w:hAnsi="Courier new"/>
+          <w:sz w:val="20"/>
+        </w:rPr>
+      </w:r>
+    </w:p>
+    <w:p>
+      <w:pPr>
+        <w:pStyle w:val="Normal"/>
+        <w:spacing w:lineRule="auto" w:line="360"/>
+        <w:ind w:hanging="0" w:left="0" w:right="0"/>
+        <w:jc w:val="left"/>
+        <w:rPr/>
       </w:pPr>
       <w:r>
         <w:rPr>
@@ -3997,11 +3615,8 @@
         <w:pStyle w:val="Normal"/>
         <w:spacing w:lineRule="auto" w:line="360"/>
         <w:ind w:hanging="0" w:left="0" w:right="0"/>
-        <w:jc w:val="both"/>
-        <w:rPr>
-          <w:rFonts w:ascii="Courier new" w:hAnsi="Courier new"/>
-          <w:sz w:val="20"/>
-        </w:rPr>
+        <w:jc w:val="left"/>
+        <w:rPr/>
       </w:pPr>
       <w:r>
         <w:rPr>
@@ -4016,11 +3631,8 @@
         <w:pStyle w:val="Normal"/>
         <w:spacing w:lineRule="auto" w:line="360"/>
         <w:ind w:hanging="0" w:left="0" w:right="0"/>
-        <w:jc w:val="both"/>
-        <w:rPr>
-          <w:rFonts w:ascii="Courier new" w:hAnsi="Courier new"/>
-          <w:sz w:val="20"/>
-        </w:rPr>
+        <w:jc w:val="left"/>
+        <w:rPr/>
       </w:pPr>
       <w:r>
         <w:rPr>
@@ -4035,11 +3647,8 @@
         <w:pStyle w:val="Normal"/>
         <w:spacing w:lineRule="auto" w:line="360"/>
         <w:ind w:hanging="0" w:left="0" w:right="0"/>
-        <w:jc w:val="both"/>
-        <w:rPr>
-          <w:rFonts w:ascii="Courier new" w:hAnsi="Courier new"/>
-          <w:sz w:val="20"/>
-        </w:rPr>
+        <w:jc w:val="left"/>
+        <w:rPr/>
       </w:pPr>
       <w:r>
         <w:rPr>
@@ -4054,29 +3663,26 @@
         <w:pStyle w:val="Normal"/>
         <w:spacing w:lineRule="auto" w:line="360"/>
         <w:ind w:hanging="0" w:left="0" w:right="0"/>
-        <w:jc w:val="both"/>
-        <w:rPr>
-          <w:rFonts w:ascii="Courier new" w:hAnsi="Courier new"/>
-          <w:sz w:val="20"/>
-        </w:rPr>
-      </w:pPr>
-      <w:r>
-        <w:rPr>
-          <w:rFonts w:ascii="Courier new" w:hAnsi="Courier new"/>
-          <w:sz w:val="20"/>
-        </w:rPr>
-      </w:r>
-    </w:p>
-    <w:p>
-      <w:pPr>
-        <w:pStyle w:val="Normal"/>
-        <w:spacing w:lineRule="auto" w:line="360"/>
-        <w:ind w:hanging="0" w:left="0" w:right="0"/>
-        <w:jc w:val="both"/>
-        <w:rPr>
-          <w:rFonts w:ascii="Courier new" w:hAnsi="Courier new"/>
-          <w:sz w:val="20"/>
-        </w:rPr>
+        <w:jc w:val="left"/>
+        <w:rPr>
+          <w:rFonts w:ascii="Courier new" w:hAnsi="Courier new"/>
+          <w:sz w:val="20"/>
+        </w:rPr>
+      </w:pPr>
+      <w:r>
+        <w:rPr>
+          <w:rFonts w:ascii="Courier new" w:hAnsi="Courier new"/>
+          <w:sz w:val="20"/>
+        </w:rPr>
+      </w:r>
+    </w:p>
+    <w:p>
+      <w:pPr>
+        <w:pStyle w:val="Normal"/>
+        <w:spacing w:lineRule="auto" w:line="360"/>
+        <w:ind w:hanging="0" w:left="0" w:right="0"/>
+        <w:jc w:val="left"/>
+        <w:rPr/>
       </w:pPr>
       <w:r>
         <w:rPr>
@@ -4091,11 +3697,8 @@
         <w:pStyle w:val="Normal"/>
         <w:spacing w:lineRule="auto" w:line="360"/>
         <w:ind w:hanging="0" w:left="0" w:right="0"/>
-        <w:jc w:val="both"/>
-        <w:rPr>
-          <w:rFonts w:ascii="Courier new" w:hAnsi="Courier new"/>
-          <w:sz w:val="20"/>
-        </w:rPr>
+        <w:jc w:val="left"/>
+        <w:rPr/>
       </w:pPr>
       <w:r>
         <w:rPr>
@@ -4110,11 +3713,8 @@
         <w:pStyle w:val="Normal"/>
         <w:spacing w:lineRule="auto" w:line="360"/>
         <w:ind w:hanging="0" w:left="0" w:right="0"/>
-        <w:jc w:val="both"/>
-        <w:rPr>
-          <w:rFonts w:ascii="Courier new" w:hAnsi="Courier new"/>
-          <w:sz w:val="20"/>
-        </w:rPr>
+        <w:jc w:val="left"/>
+        <w:rPr/>
       </w:pPr>
       <w:r>
         <w:rPr>
@@ -4129,11 +3729,8 @@
         <w:pStyle w:val="Normal"/>
         <w:spacing w:lineRule="auto" w:line="360"/>
         <w:ind w:hanging="0" w:left="0" w:right="0"/>
-        <w:jc w:val="both"/>
-        <w:rPr>
-          <w:rFonts w:ascii="Courier new" w:hAnsi="Courier new"/>
-          <w:sz w:val="20"/>
-        </w:rPr>
+        <w:jc w:val="left"/>
+        <w:rPr/>
       </w:pPr>
       <w:r>
         <w:rPr>
@@ -4148,11 +3745,8 @@
         <w:pStyle w:val="Normal"/>
         <w:spacing w:lineRule="auto" w:line="360"/>
         <w:ind w:hanging="0" w:left="0" w:right="0"/>
-        <w:jc w:val="both"/>
-        <w:rPr>
-          <w:rFonts w:ascii="Courier new" w:hAnsi="Courier new"/>
-          <w:sz w:val="20"/>
-        </w:rPr>
+        <w:jc w:val="left"/>
+        <w:rPr/>
       </w:pPr>
       <w:r>
         <w:rPr>
@@ -4167,11 +3761,8 @@
         <w:pStyle w:val="Normal"/>
         <w:spacing w:lineRule="auto" w:line="360"/>
         <w:ind w:hanging="0" w:left="0" w:right="0"/>
-        <w:jc w:val="both"/>
-        <w:rPr>
-          <w:rFonts w:ascii="Courier new" w:hAnsi="Courier new"/>
-          <w:sz w:val="20"/>
-        </w:rPr>
+        <w:jc w:val="left"/>
+        <w:rPr/>
       </w:pPr>
       <w:r>
         <w:rPr>
@@ -4186,11 +3777,8 @@
         <w:pStyle w:val="Normal"/>
         <w:spacing w:lineRule="auto" w:line="360"/>
         <w:ind w:hanging="0" w:left="0" w:right="0"/>
-        <w:jc w:val="both"/>
-        <w:rPr>
-          <w:rFonts w:ascii="Courier new" w:hAnsi="Courier new"/>
-          <w:sz w:val="20"/>
-        </w:rPr>
+        <w:jc w:val="left"/>
+        <w:rPr/>
       </w:pPr>
       <w:r>
         <w:rPr>
@@ -4205,11 +3793,8 @@
         <w:pStyle w:val="Normal"/>
         <w:spacing w:lineRule="auto" w:line="360"/>
         <w:ind w:hanging="0" w:left="0" w:right="0"/>
-        <w:jc w:val="both"/>
-        <w:rPr>
-          <w:rFonts w:ascii="Courier new" w:hAnsi="Courier new"/>
-          <w:sz w:val="20"/>
-        </w:rPr>
+        <w:jc w:val="left"/>
+        <w:rPr/>
       </w:pPr>
       <w:r>
         <w:rPr>
@@ -4224,11 +3809,8 @@
         <w:pStyle w:val="Normal"/>
         <w:spacing w:lineRule="auto" w:line="360"/>
         <w:ind w:hanging="0" w:left="0" w:right="0"/>
-        <w:jc w:val="both"/>
-        <w:rPr>
-          <w:rFonts w:ascii="Courier new" w:hAnsi="Courier new"/>
-          <w:sz w:val="20"/>
-        </w:rPr>
+        <w:jc w:val="left"/>
+        <w:rPr/>
       </w:pPr>
       <w:r>
         <w:rPr>
@@ -4243,29 +3825,26 @@
         <w:pStyle w:val="Normal"/>
         <w:spacing w:lineRule="auto" w:line="360"/>
         <w:ind w:hanging="0" w:left="0" w:right="0"/>
-        <w:jc w:val="both"/>
-        <w:rPr>
-          <w:rFonts w:ascii="Courier new" w:hAnsi="Courier new"/>
-          <w:sz w:val="20"/>
-        </w:rPr>
-      </w:pPr>
-      <w:r>
-        <w:rPr>
-          <w:rFonts w:ascii="Courier new" w:hAnsi="Courier new"/>
-          <w:sz w:val="20"/>
-        </w:rPr>
-      </w:r>
-    </w:p>
-    <w:p>
-      <w:pPr>
-        <w:pStyle w:val="Normal"/>
-        <w:spacing w:lineRule="auto" w:line="360"/>
-        <w:ind w:hanging="0" w:left="0" w:right="0"/>
-        <w:jc w:val="both"/>
-        <w:rPr>
-          <w:rFonts w:ascii="Courier new" w:hAnsi="Courier new"/>
-          <w:sz w:val="20"/>
-        </w:rPr>
+        <w:jc w:val="left"/>
+        <w:rPr>
+          <w:rFonts w:ascii="Courier new" w:hAnsi="Courier new"/>
+          <w:sz w:val="20"/>
+        </w:rPr>
+      </w:pPr>
+      <w:r>
+        <w:rPr>
+          <w:rFonts w:ascii="Courier new" w:hAnsi="Courier new"/>
+          <w:sz w:val="20"/>
+        </w:rPr>
+      </w:r>
+    </w:p>
+    <w:p>
+      <w:pPr>
+        <w:pStyle w:val="Normal"/>
+        <w:spacing w:lineRule="auto" w:line="360"/>
+        <w:ind w:hanging="0" w:left="0" w:right="0"/>
+        <w:jc w:val="left"/>
+        <w:rPr/>
       </w:pPr>
       <w:r>
         <w:rPr>
@@ -4280,11 +3859,8 @@
         <w:pStyle w:val="Normal"/>
         <w:spacing w:lineRule="auto" w:line="360"/>
         <w:ind w:hanging="0" w:left="0" w:right="0"/>
-        <w:jc w:val="both"/>
-        <w:rPr>
-          <w:rFonts w:ascii="Courier new" w:hAnsi="Courier new"/>
-          <w:sz w:val="20"/>
-        </w:rPr>
+        <w:jc w:val="left"/>
+        <w:rPr/>
       </w:pPr>
       <w:r>
         <w:rPr>
@@ -4299,11 +3875,8 @@
         <w:pStyle w:val="Normal"/>
         <w:spacing w:lineRule="auto" w:line="360"/>
         <w:ind w:hanging="0" w:left="0" w:right="0"/>
-        <w:jc w:val="both"/>
-        <w:rPr>
-          <w:rFonts w:ascii="Courier new" w:hAnsi="Courier new"/>
-          <w:sz w:val="20"/>
-        </w:rPr>
+        <w:jc w:val="left"/>
+        <w:rPr/>
       </w:pPr>
       <w:r>
         <w:rPr>
@@ -4318,11 +3891,8 @@
         <w:pStyle w:val="Normal"/>
         <w:spacing w:lineRule="auto" w:line="360"/>
         <w:ind w:hanging="0" w:left="0" w:right="0"/>
-        <w:jc w:val="both"/>
-        <w:rPr>
-          <w:rFonts w:ascii="Courier new" w:hAnsi="Courier new"/>
-          <w:sz w:val="20"/>
-        </w:rPr>
+        <w:jc w:val="left"/>
+        <w:rPr/>
       </w:pPr>
       <w:r>
         <w:rPr>
@@ -4337,11 +3907,8 @@
         <w:pStyle w:val="Normal"/>
         <w:spacing w:lineRule="auto" w:line="360"/>
         <w:ind w:hanging="0" w:left="0" w:right="0"/>
-        <w:jc w:val="both"/>
-        <w:rPr>
-          <w:rFonts w:ascii="Courier new" w:hAnsi="Courier new"/>
-          <w:sz w:val="20"/>
-        </w:rPr>
+        <w:jc w:val="left"/>
+        <w:rPr/>
       </w:pPr>
       <w:r>
         <w:rPr>
@@ -4356,29 +3923,26 @@
         <w:pStyle w:val="Normal"/>
         <w:spacing w:lineRule="auto" w:line="360"/>
         <w:ind w:hanging="0" w:left="0" w:right="0"/>
-        <w:jc w:val="both"/>
-        <w:rPr>
-          <w:rFonts w:ascii="Courier new" w:hAnsi="Courier new"/>
-          <w:sz w:val="20"/>
-        </w:rPr>
-      </w:pPr>
-      <w:r>
-        <w:rPr>
-          <w:rFonts w:ascii="Courier new" w:hAnsi="Courier new"/>
-          <w:sz w:val="20"/>
-        </w:rPr>
-      </w:r>
-    </w:p>
-    <w:p>
-      <w:pPr>
-        <w:pStyle w:val="Normal"/>
-        <w:spacing w:lineRule="auto" w:line="360"/>
-        <w:ind w:hanging="0" w:left="0" w:right="0"/>
-        <w:jc w:val="both"/>
-        <w:rPr>
-          <w:rFonts w:ascii="Courier new" w:hAnsi="Courier new"/>
-          <w:sz w:val="20"/>
-        </w:rPr>
+        <w:jc w:val="left"/>
+        <w:rPr>
+          <w:rFonts w:ascii="Courier new" w:hAnsi="Courier new"/>
+          <w:sz w:val="20"/>
+        </w:rPr>
+      </w:pPr>
+      <w:r>
+        <w:rPr>
+          <w:rFonts w:ascii="Courier new" w:hAnsi="Courier new"/>
+          <w:sz w:val="20"/>
+        </w:rPr>
+      </w:r>
+    </w:p>
+    <w:p>
+      <w:pPr>
+        <w:pStyle w:val="Normal"/>
+        <w:spacing w:lineRule="auto" w:line="360"/>
+        <w:ind w:hanging="0" w:left="0" w:right="0"/>
+        <w:jc w:val="left"/>
+        <w:rPr/>
       </w:pPr>
       <w:r>
         <w:rPr>
@@ -4393,11 +3957,8 @@
         <w:pStyle w:val="Normal"/>
         <w:spacing w:lineRule="auto" w:line="360"/>
         <w:ind w:hanging="0" w:left="0" w:right="0"/>
-        <w:jc w:val="both"/>
-        <w:rPr>
-          <w:rFonts w:ascii="Courier new" w:hAnsi="Courier new"/>
-          <w:sz w:val="20"/>
-        </w:rPr>
+        <w:jc w:val="left"/>
+        <w:rPr/>
       </w:pPr>
       <w:r>
         <w:rPr>
@@ -4412,11 +3973,8 @@
         <w:pStyle w:val="Normal"/>
         <w:spacing w:lineRule="auto" w:line="360"/>
         <w:ind w:hanging="0" w:left="0" w:right="0"/>
-        <w:jc w:val="both"/>
-        <w:rPr>
-          <w:rFonts w:ascii="Courier new" w:hAnsi="Courier new"/>
-          <w:sz w:val="20"/>
-        </w:rPr>
+        <w:jc w:val="left"/>
+        <w:rPr/>
       </w:pPr>
       <w:r>
         <w:rPr>
@@ -4431,29 +3989,26 @@
         <w:pStyle w:val="Normal"/>
         <w:spacing w:lineRule="auto" w:line="360"/>
         <w:ind w:hanging="0" w:left="0" w:right="0"/>
-        <w:jc w:val="both"/>
-        <w:rPr>
-          <w:rFonts w:ascii="Courier new" w:hAnsi="Courier new"/>
-          <w:sz w:val="20"/>
-        </w:rPr>
-      </w:pPr>
-      <w:r>
-        <w:rPr>
-          <w:rFonts w:ascii="Courier new" w:hAnsi="Courier new"/>
-          <w:sz w:val="20"/>
-        </w:rPr>
-      </w:r>
-    </w:p>
-    <w:p>
-      <w:pPr>
-        <w:pStyle w:val="Normal"/>
-        <w:spacing w:lineRule="auto" w:line="360"/>
-        <w:ind w:hanging="0" w:left="0" w:right="0"/>
-        <w:jc w:val="both"/>
-        <w:rPr>
-          <w:rFonts w:ascii="Courier new" w:hAnsi="Courier new"/>
-          <w:sz w:val="20"/>
-        </w:rPr>
+        <w:jc w:val="left"/>
+        <w:rPr>
+          <w:rFonts w:ascii="Courier new" w:hAnsi="Courier new"/>
+          <w:sz w:val="20"/>
+        </w:rPr>
+      </w:pPr>
+      <w:r>
+        <w:rPr>
+          <w:rFonts w:ascii="Courier new" w:hAnsi="Courier new"/>
+          <w:sz w:val="20"/>
+        </w:rPr>
+      </w:r>
+    </w:p>
+    <w:p>
+      <w:pPr>
+        <w:pStyle w:val="Normal"/>
+        <w:spacing w:lineRule="auto" w:line="360"/>
+        <w:ind w:hanging="0" w:left="0" w:right="0"/>
+        <w:jc w:val="left"/>
+        <w:rPr/>
       </w:pPr>
       <w:r>
         <w:rPr>
@@ -4468,29 +4023,26 @@
         <w:pStyle w:val="Normal"/>
         <w:spacing w:lineRule="auto" w:line="360"/>
         <w:ind w:hanging="0" w:left="0" w:right="0"/>
-        <w:jc w:val="both"/>
-        <w:rPr>
-          <w:rFonts w:ascii="Courier new" w:hAnsi="Courier new"/>
-          <w:sz w:val="20"/>
-        </w:rPr>
-      </w:pPr>
-      <w:r>
-        <w:rPr>
-          <w:rFonts w:ascii="Courier new" w:hAnsi="Courier new"/>
-          <w:sz w:val="20"/>
-        </w:rPr>
-      </w:r>
-    </w:p>
-    <w:p>
-      <w:pPr>
-        <w:pStyle w:val="Normal"/>
-        <w:spacing w:lineRule="auto" w:line="360"/>
-        <w:ind w:hanging="0" w:left="0" w:right="0"/>
-        <w:jc w:val="both"/>
-        <w:rPr>
-          <w:rFonts w:ascii="Courier new" w:hAnsi="Courier new"/>
-          <w:sz w:val="20"/>
-        </w:rPr>
+        <w:jc w:val="left"/>
+        <w:rPr>
+          <w:rFonts w:ascii="Courier new" w:hAnsi="Courier new"/>
+          <w:sz w:val="20"/>
+        </w:rPr>
+      </w:pPr>
+      <w:r>
+        <w:rPr>
+          <w:rFonts w:ascii="Courier new" w:hAnsi="Courier new"/>
+          <w:sz w:val="20"/>
+        </w:rPr>
+      </w:r>
+    </w:p>
+    <w:p>
+      <w:pPr>
+        <w:pStyle w:val="Normal"/>
+        <w:spacing w:lineRule="auto" w:line="360"/>
+        <w:ind w:hanging="0" w:left="0" w:right="0"/>
+        <w:jc w:val="left"/>
+        <w:rPr/>
       </w:pPr>
       <w:r>
         <w:rPr>
@@ -4505,29 +4057,26 @@
         <w:pStyle w:val="Normal"/>
         <w:spacing w:lineRule="auto" w:line="360"/>
         <w:ind w:hanging="0" w:left="0" w:right="0"/>
-        <w:jc w:val="both"/>
-        <w:rPr>
-          <w:rFonts w:ascii="Courier new" w:hAnsi="Courier new"/>
-          <w:sz w:val="20"/>
-        </w:rPr>
-      </w:pPr>
-      <w:r>
-        <w:rPr>
-          <w:rFonts w:ascii="Courier new" w:hAnsi="Courier new"/>
-          <w:sz w:val="20"/>
-        </w:rPr>
-      </w:r>
-    </w:p>
-    <w:p>
-      <w:pPr>
-        <w:pStyle w:val="Normal"/>
-        <w:spacing w:lineRule="auto" w:line="360"/>
-        <w:ind w:hanging="0" w:left="0" w:right="0"/>
-        <w:jc w:val="both"/>
-        <w:rPr>
-          <w:rFonts w:ascii="Courier new" w:hAnsi="Courier new"/>
-          <w:sz w:val="20"/>
-        </w:rPr>
+        <w:jc w:val="left"/>
+        <w:rPr>
+          <w:rFonts w:ascii="Courier new" w:hAnsi="Courier new"/>
+          <w:sz w:val="20"/>
+        </w:rPr>
+      </w:pPr>
+      <w:r>
+        <w:rPr>
+          <w:rFonts w:ascii="Courier new" w:hAnsi="Courier new"/>
+          <w:sz w:val="20"/>
+        </w:rPr>
+      </w:r>
+    </w:p>
+    <w:p>
+      <w:pPr>
+        <w:pStyle w:val="Normal"/>
+        <w:spacing w:lineRule="auto" w:line="360"/>
+        <w:ind w:hanging="0" w:left="0" w:right="0"/>
+        <w:jc w:val="left"/>
+        <w:rPr/>
       </w:pPr>
       <w:r>
         <w:rPr>
@@ -4542,29 +4091,26 @@
         <w:pStyle w:val="Normal"/>
         <w:spacing w:lineRule="auto" w:line="360"/>
         <w:ind w:hanging="0" w:left="0" w:right="0"/>
-        <w:jc w:val="both"/>
-        <w:rPr>
-          <w:rFonts w:ascii="Courier new" w:hAnsi="Courier new"/>
-          <w:sz w:val="20"/>
-        </w:rPr>
-      </w:pPr>
-      <w:r>
-        <w:rPr>
-          <w:rFonts w:ascii="Courier new" w:hAnsi="Courier new"/>
-          <w:sz w:val="20"/>
-        </w:rPr>
-      </w:r>
-    </w:p>
-    <w:p>
-      <w:pPr>
-        <w:pStyle w:val="Normal"/>
-        <w:spacing w:lineRule="auto" w:line="360"/>
-        <w:ind w:hanging="0" w:left="0" w:right="0"/>
-        <w:jc w:val="both"/>
-        <w:rPr>
-          <w:rFonts w:ascii="Courier new" w:hAnsi="Courier new"/>
-          <w:sz w:val="20"/>
-        </w:rPr>
+        <w:jc w:val="left"/>
+        <w:rPr>
+          <w:rFonts w:ascii="Courier new" w:hAnsi="Courier new"/>
+          <w:sz w:val="20"/>
+        </w:rPr>
+      </w:pPr>
+      <w:r>
+        <w:rPr>
+          <w:rFonts w:ascii="Courier new" w:hAnsi="Courier new"/>
+          <w:sz w:val="20"/>
+        </w:rPr>
+      </w:r>
+    </w:p>
+    <w:p>
+      <w:pPr>
+        <w:pStyle w:val="Normal"/>
+        <w:spacing w:lineRule="auto" w:line="360"/>
+        <w:ind w:hanging="0" w:left="0" w:right="0"/>
+        <w:jc w:val="left"/>
+        <w:rPr/>
       </w:pPr>
       <w:r>
         <w:rPr>
@@ -4579,11 +4125,8 @@
         <w:pStyle w:val="Normal"/>
         <w:spacing w:lineRule="auto" w:line="360"/>
         <w:ind w:hanging="0" w:left="0" w:right="0"/>
-        <w:jc w:val="both"/>
-        <w:rPr>
-          <w:rFonts w:ascii="Courier new" w:hAnsi="Courier new"/>
-          <w:sz w:val="20"/>
-        </w:rPr>
+        <w:jc w:val="left"/>
+        <w:rPr/>
       </w:pPr>
       <w:r>
         <w:rPr>
@@ -4598,11 +4141,8 @@
         <w:pStyle w:val="Normal"/>
         <w:spacing w:lineRule="auto" w:line="360"/>
         <w:ind w:hanging="0" w:left="0" w:right="0"/>
-        <w:jc w:val="both"/>
-        <w:rPr>
-          <w:rFonts w:ascii="Courier new" w:hAnsi="Courier new"/>
-          <w:sz w:val="20"/>
-        </w:rPr>
+        <w:jc w:val="left"/>
+        <w:rPr/>
       </w:pPr>
       <w:r>
         <w:rPr>
@@ -4617,29 +4157,26 @@
         <w:pStyle w:val="Normal"/>
         <w:spacing w:lineRule="auto" w:line="360"/>
         <w:ind w:hanging="0" w:left="0" w:right="0"/>
-        <w:jc w:val="both"/>
-        <w:rPr>
-          <w:rFonts w:ascii="Courier new" w:hAnsi="Courier new"/>
-          <w:sz w:val="20"/>
-        </w:rPr>
-      </w:pPr>
-      <w:r>
-        <w:rPr>
-          <w:rFonts w:ascii="Courier new" w:hAnsi="Courier new"/>
-          <w:sz w:val="20"/>
-        </w:rPr>
-      </w:r>
-    </w:p>
-    <w:p>
-      <w:pPr>
-        <w:pStyle w:val="Normal"/>
-        <w:spacing w:lineRule="auto" w:line="360"/>
-        <w:ind w:hanging="0" w:left="0" w:right="0"/>
-        <w:jc w:val="both"/>
-        <w:rPr>
-          <w:rFonts w:ascii="Courier new" w:hAnsi="Courier new"/>
-          <w:sz w:val="20"/>
-        </w:rPr>
+        <w:jc w:val="left"/>
+        <w:rPr>
+          <w:rFonts w:ascii="Courier new" w:hAnsi="Courier new"/>
+          <w:sz w:val="20"/>
+        </w:rPr>
+      </w:pPr>
+      <w:r>
+        <w:rPr>
+          <w:rFonts w:ascii="Courier new" w:hAnsi="Courier new"/>
+          <w:sz w:val="20"/>
+        </w:rPr>
+      </w:r>
+    </w:p>
+    <w:p>
+      <w:pPr>
+        <w:pStyle w:val="Normal"/>
+        <w:spacing w:lineRule="auto" w:line="360"/>
+        <w:ind w:hanging="0" w:left="0" w:right="0"/>
+        <w:jc w:val="left"/>
+        <w:rPr/>
       </w:pPr>
       <w:r>
         <w:rPr>
@@ -4654,11 +4191,8 @@
         <w:pStyle w:val="Normal"/>
         <w:spacing w:lineRule="auto" w:line="360"/>
         <w:ind w:hanging="0" w:left="0" w:right="0"/>
-        <w:jc w:val="both"/>
-        <w:rPr>
-          <w:rFonts w:ascii="Courier new" w:hAnsi="Courier new"/>
-          <w:sz w:val="20"/>
-        </w:rPr>
+        <w:jc w:val="left"/>
+        <w:rPr/>
       </w:pPr>
       <w:r>
         <w:rPr>
@@ -4673,11 +4207,8 @@
         <w:pStyle w:val="Normal"/>
         <w:spacing w:lineRule="auto" w:line="360"/>
         <w:ind w:hanging="0" w:left="0" w:right="0"/>
-        <w:jc w:val="both"/>
-        <w:rPr>
-          <w:rFonts w:ascii="Courier new" w:hAnsi="Courier new"/>
-          <w:sz w:val="20"/>
-        </w:rPr>
+        <w:jc w:val="left"/>
+        <w:rPr/>
       </w:pPr>
       <w:r>
         <w:rPr>
@@ -4692,11 +4223,8 @@
         <w:pStyle w:val="Normal"/>
         <w:spacing w:lineRule="auto" w:line="360"/>
         <w:ind w:hanging="0" w:left="0" w:right="0"/>
-        <w:jc w:val="both"/>
-        <w:rPr>
-          <w:rFonts w:ascii="Courier new" w:hAnsi="Courier new"/>
-          <w:sz w:val="20"/>
-        </w:rPr>
+        <w:jc w:val="left"/>
+        <w:rPr/>
       </w:pPr>
       <w:r>
         <w:rPr>
@@ -4711,11 +4239,8 @@
         <w:pStyle w:val="Normal"/>
         <w:spacing w:lineRule="auto" w:line="360"/>
         <w:ind w:hanging="0" w:left="0" w:right="0"/>
-        <w:jc w:val="both"/>
-        <w:rPr>
-          <w:rFonts w:ascii="Courier new" w:hAnsi="Courier new"/>
-          <w:sz w:val="20"/>
-        </w:rPr>
+        <w:jc w:val="left"/>
+        <w:rPr/>
       </w:pPr>
       <w:r>
         <w:rPr>
@@ -4730,29 +4255,26 @@
         <w:pStyle w:val="Normal"/>
         <w:spacing w:lineRule="auto" w:line="360"/>
         <w:ind w:hanging="0" w:left="0" w:right="0"/>
-        <w:jc w:val="both"/>
-        <w:rPr>
-          <w:rFonts w:ascii="Courier new" w:hAnsi="Courier new"/>
-          <w:sz w:val="20"/>
-        </w:rPr>
-      </w:pPr>
-      <w:r>
-        <w:rPr>
-          <w:rFonts w:ascii="Courier new" w:hAnsi="Courier new"/>
-          <w:sz w:val="20"/>
-        </w:rPr>
-      </w:r>
-    </w:p>
-    <w:p>
-      <w:pPr>
-        <w:pStyle w:val="Normal"/>
-        <w:spacing w:lineRule="auto" w:line="360"/>
-        <w:ind w:hanging="0" w:left="0" w:right="0"/>
-        <w:jc w:val="both"/>
-        <w:rPr>
-          <w:rFonts w:ascii="Courier new" w:hAnsi="Courier new"/>
-          <w:sz w:val="20"/>
-        </w:rPr>
+        <w:jc w:val="left"/>
+        <w:rPr>
+          <w:rFonts w:ascii="Courier new" w:hAnsi="Courier new"/>
+          <w:sz w:val="20"/>
+        </w:rPr>
+      </w:pPr>
+      <w:r>
+        <w:rPr>
+          <w:rFonts w:ascii="Courier new" w:hAnsi="Courier new"/>
+          <w:sz w:val="20"/>
+        </w:rPr>
+      </w:r>
+    </w:p>
+    <w:p>
+      <w:pPr>
+        <w:pStyle w:val="Normal"/>
+        <w:spacing w:lineRule="auto" w:line="360"/>
+        <w:ind w:hanging="0" w:left="0" w:right="0"/>
+        <w:jc w:val="left"/>
+        <w:rPr/>
       </w:pPr>
       <w:r>
         <w:rPr>
@@ -4767,11 +4289,8 @@
         <w:pStyle w:val="Normal"/>
         <w:spacing w:lineRule="auto" w:line="360"/>
         <w:ind w:hanging="0" w:left="0" w:right="0"/>
-        <w:jc w:val="both"/>
-        <w:rPr>
-          <w:rFonts w:ascii="Courier new" w:hAnsi="Courier new"/>
-          <w:sz w:val="20"/>
-        </w:rPr>
+        <w:jc w:val="left"/>
+        <w:rPr/>
       </w:pPr>
       <w:r>
         <w:rPr>
@@ -4786,29 +4305,26 @@
         <w:pStyle w:val="Normal"/>
         <w:spacing w:lineRule="auto" w:line="360"/>
         <w:ind w:hanging="0" w:left="0" w:right="0"/>
-        <w:jc w:val="both"/>
-        <w:rPr>
-          <w:rFonts w:ascii="Courier new" w:hAnsi="Courier new"/>
-          <w:sz w:val="20"/>
-        </w:rPr>
-      </w:pPr>
-      <w:r>
-        <w:rPr>
-          <w:rFonts w:ascii="Courier new" w:hAnsi="Courier new"/>
-          <w:sz w:val="20"/>
-        </w:rPr>
-      </w:r>
-    </w:p>
-    <w:p>
-      <w:pPr>
-        <w:pStyle w:val="Normal"/>
-        <w:spacing w:lineRule="auto" w:line="360"/>
-        <w:ind w:hanging="0" w:left="0" w:right="0"/>
-        <w:jc w:val="both"/>
-        <w:rPr>
-          <w:rFonts w:ascii="Courier new" w:hAnsi="Courier new"/>
-          <w:sz w:val="20"/>
-        </w:rPr>
+        <w:jc w:val="left"/>
+        <w:rPr>
+          <w:rFonts w:ascii="Courier new" w:hAnsi="Courier new"/>
+          <w:sz w:val="20"/>
+        </w:rPr>
+      </w:pPr>
+      <w:r>
+        <w:rPr>
+          <w:rFonts w:ascii="Courier new" w:hAnsi="Courier new"/>
+          <w:sz w:val="20"/>
+        </w:rPr>
+      </w:r>
+    </w:p>
+    <w:p>
+      <w:pPr>
+        <w:pStyle w:val="Normal"/>
+        <w:spacing w:lineRule="auto" w:line="360"/>
+        <w:ind w:hanging="0" w:left="0" w:right="0"/>
+        <w:jc w:val="left"/>
+        <w:rPr/>
       </w:pPr>
       <w:r>
         <w:rPr>
@@ -4823,11 +4339,8 @@
         <w:pStyle w:val="Normal"/>
         <w:spacing w:lineRule="auto" w:line="360"/>
         <w:ind w:hanging="0" w:left="0" w:right="0"/>
-        <w:jc w:val="both"/>
-        <w:rPr>
-          <w:rFonts w:ascii="Courier new" w:hAnsi="Courier new"/>
-          <w:sz w:val="20"/>
-        </w:rPr>
+        <w:jc w:val="left"/>
+        <w:rPr/>
       </w:pPr>
       <w:r>
         <w:rPr>
@@ -4842,11 +4355,8 @@
         <w:pStyle w:val="Normal"/>
         <w:spacing w:lineRule="auto" w:line="360"/>
         <w:ind w:hanging="0" w:left="0" w:right="0"/>
-        <w:jc w:val="both"/>
-        <w:rPr>
-          <w:rFonts w:ascii="Courier new" w:hAnsi="Courier new"/>
-          <w:sz w:val="20"/>
-        </w:rPr>
+        <w:jc w:val="left"/>
+        <w:rPr/>
       </w:pPr>
       <w:r>
         <w:rPr>
@@ -4861,11 +4371,8 @@
         <w:pStyle w:val="Normal"/>
         <w:spacing w:lineRule="auto" w:line="360"/>
         <w:ind w:hanging="0" w:left="0" w:right="0"/>
-        <w:jc w:val="both"/>
-        <w:rPr>
-          <w:rFonts w:ascii="Courier new" w:hAnsi="Courier new"/>
-          <w:sz w:val="20"/>
-        </w:rPr>
+        <w:jc w:val="left"/>
+        <w:rPr/>
       </w:pPr>
       <w:r>
         <w:rPr>
@@ -4880,29 +4387,26 @@
         <w:pStyle w:val="Normal"/>
         <w:spacing w:lineRule="auto" w:line="360"/>
         <w:ind w:hanging="0" w:left="0" w:right="0"/>
-        <w:jc w:val="both"/>
-        <w:rPr>
-          <w:rFonts w:ascii="Courier new" w:hAnsi="Courier new"/>
-          <w:sz w:val="20"/>
-        </w:rPr>
-      </w:pPr>
-      <w:r>
-        <w:rPr>
-          <w:rFonts w:ascii="Courier new" w:hAnsi="Courier new"/>
-          <w:sz w:val="20"/>
-        </w:rPr>
-      </w:r>
-    </w:p>
-    <w:p>
-      <w:pPr>
-        <w:pStyle w:val="Normal"/>
-        <w:spacing w:lineRule="auto" w:line="360"/>
-        <w:ind w:hanging="0" w:left="0" w:right="0"/>
-        <w:jc w:val="both"/>
-        <w:rPr>
-          <w:rFonts w:ascii="Courier new" w:hAnsi="Courier new"/>
-          <w:sz w:val="20"/>
-        </w:rPr>
+        <w:jc w:val="left"/>
+        <w:rPr>
+          <w:rFonts w:ascii="Courier new" w:hAnsi="Courier new"/>
+          <w:sz w:val="20"/>
+        </w:rPr>
+      </w:pPr>
+      <w:r>
+        <w:rPr>
+          <w:rFonts w:ascii="Courier new" w:hAnsi="Courier new"/>
+          <w:sz w:val="20"/>
+        </w:rPr>
+      </w:r>
+    </w:p>
+    <w:p>
+      <w:pPr>
+        <w:pStyle w:val="Normal"/>
+        <w:spacing w:lineRule="auto" w:line="360"/>
+        <w:ind w:hanging="0" w:left="0" w:right="0"/>
+        <w:jc w:val="left"/>
+        <w:rPr/>
       </w:pPr>
       <w:r>
         <w:rPr>
@@ -4917,11 +4421,8 @@
         <w:pStyle w:val="Normal"/>
         <w:spacing w:lineRule="auto" w:line="360"/>
         <w:ind w:hanging="0" w:left="0" w:right="0"/>
-        <w:jc w:val="both"/>
-        <w:rPr>
-          <w:rFonts w:ascii="Courier new" w:hAnsi="Courier new"/>
-          <w:sz w:val="20"/>
-        </w:rPr>
+        <w:jc w:val="left"/>
+        <w:rPr/>
       </w:pPr>
       <w:r>
         <w:rPr>
@@ -4936,11 +4437,8 @@
         <w:pStyle w:val="Normal"/>
         <w:spacing w:lineRule="auto" w:line="360"/>
         <w:ind w:hanging="0" w:left="0" w:right="0"/>
-        <w:jc w:val="both"/>
-        <w:rPr>
-          <w:rFonts w:ascii="Courier new" w:hAnsi="Courier new"/>
-          <w:sz w:val="20"/>
-        </w:rPr>
+        <w:jc w:val="left"/>
+        <w:rPr/>
       </w:pPr>
       <w:r>
         <w:rPr>
@@ -4955,11 +4453,8 @@
         <w:pStyle w:val="Normal"/>
         <w:spacing w:lineRule="auto" w:line="360"/>
         <w:ind w:hanging="0" w:left="0" w:right="0"/>
-        <w:jc w:val="both"/>
-        <w:rPr>
-          <w:rFonts w:ascii="Courier new" w:hAnsi="Courier new"/>
-          <w:sz w:val="20"/>
-        </w:rPr>
+        <w:jc w:val="left"/>
+        <w:rPr/>
       </w:pPr>
       <w:r>
         <w:rPr>
@@ -4974,11 +4469,8 @@
         <w:pStyle w:val="Normal"/>
         <w:spacing w:lineRule="auto" w:line="360"/>
         <w:ind w:hanging="0" w:left="0" w:right="0"/>
-        <w:jc w:val="both"/>
-        <w:rPr>
-          <w:rFonts w:ascii="Courier new" w:hAnsi="Courier new"/>
-          <w:sz w:val="20"/>
-        </w:rPr>
+        <w:jc w:val="left"/>
+        <w:rPr/>
       </w:pPr>
       <w:r>
         <w:rPr>
@@ -4993,29 +4485,26 @@
         <w:pStyle w:val="Normal"/>
         <w:spacing w:lineRule="auto" w:line="360"/>
         <w:ind w:hanging="0" w:left="0" w:right="0"/>
-        <w:jc w:val="both"/>
-        <w:rPr>
-          <w:rFonts w:ascii="Courier new" w:hAnsi="Courier new"/>
-          <w:sz w:val="20"/>
-        </w:rPr>
-      </w:pPr>
-      <w:r>
-        <w:rPr>
-          <w:rFonts w:ascii="Courier new" w:hAnsi="Courier new"/>
-          <w:sz w:val="20"/>
-        </w:rPr>
-      </w:r>
-    </w:p>
-    <w:p>
-      <w:pPr>
-        <w:pStyle w:val="Normal"/>
-        <w:spacing w:lineRule="auto" w:line="360"/>
-        <w:ind w:hanging="0" w:left="0" w:right="0"/>
-        <w:jc w:val="both"/>
-        <w:rPr>
-          <w:rFonts w:ascii="Courier new" w:hAnsi="Courier new"/>
-          <w:sz w:val="20"/>
-        </w:rPr>
+        <w:jc w:val="left"/>
+        <w:rPr>
+          <w:rFonts w:ascii="Courier new" w:hAnsi="Courier new"/>
+          <w:sz w:val="20"/>
+        </w:rPr>
+      </w:pPr>
+      <w:r>
+        <w:rPr>
+          <w:rFonts w:ascii="Courier new" w:hAnsi="Courier new"/>
+          <w:sz w:val="20"/>
+        </w:rPr>
+      </w:r>
+    </w:p>
+    <w:p>
+      <w:pPr>
+        <w:pStyle w:val="Normal"/>
+        <w:spacing w:lineRule="auto" w:line="360"/>
+        <w:ind w:hanging="0" w:left="0" w:right="0"/>
+        <w:jc w:val="left"/>
+        <w:rPr/>
       </w:pPr>
       <w:r>
         <w:rPr>
@@ -5030,11 +4519,8 @@
         <w:pStyle w:val="Normal"/>
         <w:spacing w:lineRule="auto" w:line="360"/>
         <w:ind w:hanging="0" w:left="0" w:right="0"/>
-        <w:jc w:val="both"/>
-        <w:rPr>
-          <w:rFonts w:ascii="Courier new" w:hAnsi="Courier new"/>
-          <w:sz w:val="20"/>
-        </w:rPr>
+        <w:jc w:val="left"/>
+        <w:rPr/>
       </w:pPr>
       <w:r>
         <w:rPr>
@@ -5049,29 +4535,26 @@
         <w:pStyle w:val="Normal"/>
         <w:spacing w:lineRule="auto" w:line="360"/>
         <w:ind w:hanging="0" w:left="0" w:right="0"/>
-        <w:jc w:val="both"/>
-        <w:rPr>
-          <w:rFonts w:ascii="Courier new" w:hAnsi="Courier new"/>
-          <w:sz w:val="20"/>
-        </w:rPr>
-      </w:pPr>
-      <w:r>
-        <w:rPr>
-          <w:rFonts w:ascii="Courier new" w:hAnsi="Courier new"/>
-          <w:sz w:val="20"/>
-        </w:rPr>
-      </w:r>
-    </w:p>
-    <w:p>
-      <w:pPr>
-        <w:pStyle w:val="Normal"/>
-        <w:spacing w:lineRule="auto" w:line="360"/>
-        <w:ind w:hanging="0" w:left="0" w:right="0"/>
-        <w:jc w:val="both"/>
-        <w:rPr>
-          <w:rFonts w:ascii="Courier new" w:hAnsi="Courier new"/>
-          <w:sz w:val="20"/>
-        </w:rPr>
+        <w:jc w:val="left"/>
+        <w:rPr>
+          <w:rFonts w:ascii="Courier new" w:hAnsi="Courier new"/>
+          <w:sz w:val="20"/>
+        </w:rPr>
+      </w:pPr>
+      <w:r>
+        <w:rPr>
+          <w:rFonts w:ascii="Courier new" w:hAnsi="Courier new"/>
+          <w:sz w:val="20"/>
+        </w:rPr>
+      </w:r>
+    </w:p>
+    <w:p>
+      <w:pPr>
+        <w:pStyle w:val="Normal"/>
+        <w:spacing w:lineRule="auto" w:line="360"/>
+        <w:ind w:hanging="0" w:left="0" w:right="0"/>
+        <w:jc w:val="left"/>
+        <w:rPr/>
       </w:pPr>
       <w:r>
         <w:rPr>
@@ -5086,11 +4569,8 @@
         <w:pStyle w:val="Normal"/>
         <w:spacing w:lineRule="auto" w:line="360"/>
         <w:ind w:hanging="0" w:left="0" w:right="0"/>
-        <w:jc w:val="both"/>
-        <w:rPr>
-          <w:rFonts w:ascii="Courier new" w:hAnsi="Courier new"/>
-          <w:sz w:val="20"/>
-        </w:rPr>
+        <w:jc w:val="left"/>
+        <w:rPr/>
       </w:pPr>
       <w:r>
         <w:rPr>
@@ -5105,11 +4585,8 @@
         <w:pStyle w:val="Normal"/>
         <w:spacing w:lineRule="auto" w:line="360"/>
         <w:ind w:hanging="0" w:left="0" w:right="0"/>
-        <w:jc w:val="both"/>
-        <w:rPr>
-          <w:rFonts w:ascii="Courier new" w:hAnsi="Courier new"/>
-          <w:sz w:val="20"/>
-        </w:rPr>
+        <w:jc w:val="left"/>
+        <w:rPr/>
       </w:pPr>
       <w:r>
         <w:rPr>
@@ -5124,11 +4601,8 @@
         <w:pStyle w:val="Normal"/>
         <w:spacing w:lineRule="auto" w:line="360"/>
         <w:ind w:hanging="0" w:left="0" w:right="0"/>
-        <w:jc w:val="both"/>
-        <w:rPr>
-          <w:rFonts w:ascii="Courier new" w:hAnsi="Courier new"/>
-          <w:sz w:val="20"/>
-        </w:rPr>
+        <w:jc w:val="left"/>
+        <w:rPr/>
       </w:pPr>
       <w:r>
         <w:rPr>
@@ -5143,29 +4617,26 @@
         <w:pStyle w:val="Normal"/>
         <w:spacing w:lineRule="auto" w:line="360"/>
         <w:ind w:hanging="0" w:left="0" w:right="0"/>
-        <w:jc w:val="both"/>
-        <w:rPr>
-          <w:rFonts w:ascii="Courier new" w:hAnsi="Courier new"/>
-          <w:sz w:val="20"/>
-        </w:rPr>
-      </w:pPr>
-      <w:r>
-        <w:rPr>
-          <w:rFonts w:ascii="Courier new" w:hAnsi="Courier new"/>
-          <w:sz w:val="20"/>
-        </w:rPr>
-      </w:r>
-    </w:p>
-    <w:p>
-      <w:pPr>
-        <w:pStyle w:val="Normal"/>
-        <w:spacing w:lineRule="auto" w:line="360"/>
-        <w:ind w:hanging="0" w:left="0" w:right="0"/>
-        <w:jc w:val="both"/>
-        <w:rPr>
-          <w:rFonts w:ascii="Courier new" w:hAnsi="Courier new"/>
-          <w:sz w:val="20"/>
-        </w:rPr>
+        <w:jc w:val="left"/>
+        <w:rPr>
+          <w:rFonts w:ascii="Courier new" w:hAnsi="Courier new"/>
+          <w:sz w:val="20"/>
+        </w:rPr>
+      </w:pPr>
+      <w:r>
+        <w:rPr>
+          <w:rFonts w:ascii="Courier new" w:hAnsi="Courier new"/>
+          <w:sz w:val="20"/>
+        </w:rPr>
+      </w:r>
+    </w:p>
+    <w:p>
+      <w:pPr>
+        <w:pStyle w:val="Normal"/>
+        <w:spacing w:lineRule="auto" w:line="360"/>
+        <w:ind w:hanging="0" w:left="0" w:right="0"/>
+        <w:jc w:val="left"/>
+        <w:rPr/>
       </w:pPr>
       <w:r>
         <w:rPr>
@@ -5180,11 +4651,8 @@
         <w:pStyle w:val="Normal"/>
         <w:spacing w:lineRule="auto" w:line="360"/>
         <w:ind w:hanging="0" w:left="0" w:right="0"/>
-        <w:jc w:val="both"/>
-        <w:rPr>
-          <w:rFonts w:ascii="Courier new" w:hAnsi="Courier new"/>
-          <w:sz w:val="20"/>
-        </w:rPr>
+        <w:jc w:val="left"/>
+        <w:rPr/>
       </w:pPr>
       <w:r>
         <w:rPr>
@@ -5199,11 +4667,8 @@
         <w:pStyle w:val="Normal"/>
         <w:spacing w:lineRule="auto" w:line="360"/>
         <w:ind w:hanging="0" w:left="0" w:right="0"/>
-        <w:jc w:val="both"/>
-        <w:rPr>
-          <w:rFonts w:ascii="Courier new" w:hAnsi="Courier new"/>
-          <w:sz w:val="20"/>
-        </w:rPr>
+        <w:jc w:val="left"/>
+        <w:rPr/>
       </w:pPr>
       <w:r>
         <w:rPr>
@@ -5218,11 +4683,8 @@
         <w:pStyle w:val="Normal"/>
         <w:spacing w:lineRule="auto" w:line="360"/>
         <w:ind w:hanging="0" w:left="0" w:right="0"/>
-        <w:jc w:val="both"/>
-        <w:rPr>
-          <w:rFonts w:ascii="Courier new" w:hAnsi="Courier new"/>
-          <w:sz w:val="20"/>
-        </w:rPr>
+        <w:jc w:val="left"/>
+        <w:rPr/>
       </w:pPr>
       <w:r>
         <w:rPr>
@@ -5237,11 +4699,8 @@
         <w:pStyle w:val="Normal"/>
         <w:spacing w:lineRule="auto" w:line="360"/>
         <w:ind w:hanging="0" w:left="0" w:right="0"/>
-        <w:jc w:val="both"/>
-        <w:rPr>
-          <w:rFonts w:ascii="Courier new" w:hAnsi="Courier new"/>
-          <w:sz w:val="20"/>
-        </w:rPr>
+        <w:jc w:val="left"/>
+        <w:rPr/>
       </w:pPr>
       <w:r>
         <w:rPr>
@@ -5256,29 +4715,26 @@
         <w:pStyle w:val="Normal"/>
         <w:spacing w:lineRule="auto" w:line="360"/>
         <w:ind w:hanging="0" w:left="0" w:right="0"/>
-        <w:jc w:val="both"/>
-        <w:rPr>
-          <w:rFonts w:ascii="Courier new" w:hAnsi="Courier new"/>
-          <w:sz w:val="20"/>
-        </w:rPr>
-      </w:pPr>
-      <w:r>
-        <w:rPr>
-          <w:rFonts w:ascii="Courier new" w:hAnsi="Courier new"/>
-          <w:sz w:val="20"/>
-        </w:rPr>
-      </w:r>
-    </w:p>
-    <w:p>
-      <w:pPr>
-        <w:pStyle w:val="Normal"/>
-        <w:spacing w:lineRule="auto" w:line="360"/>
-        <w:ind w:hanging="0" w:left="0" w:right="0"/>
-        <w:jc w:val="both"/>
-        <w:rPr>
-          <w:rFonts w:ascii="Courier new" w:hAnsi="Courier new"/>
-          <w:sz w:val="20"/>
-        </w:rPr>
+        <w:jc w:val="left"/>
+        <w:rPr>
+          <w:rFonts w:ascii="Courier new" w:hAnsi="Courier new"/>
+          <w:sz w:val="20"/>
+        </w:rPr>
+      </w:pPr>
+      <w:r>
+        <w:rPr>
+          <w:rFonts w:ascii="Courier new" w:hAnsi="Courier new"/>
+          <w:sz w:val="20"/>
+        </w:rPr>
+      </w:r>
+    </w:p>
+    <w:p>
+      <w:pPr>
+        <w:pStyle w:val="Normal"/>
+        <w:spacing w:lineRule="auto" w:line="360"/>
+        <w:ind w:hanging="0" w:left="0" w:right="0"/>
+        <w:jc w:val="left"/>
+        <w:rPr/>
       </w:pPr>
       <w:r>
         <w:rPr>
@@ -5293,11 +4749,8 @@
         <w:pStyle w:val="Normal"/>
         <w:spacing w:lineRule="auto" w:line="360"/>
         <w:ind w:hanging="0" w:left="0" w:right="0"/>
-        <w:jc w:val="both"/>
-        <w:rPr>
-          <w:rFonts w:ascii="Courier new" w:hAnsi="Courier new"/>
-          <w:sz w:val="20"/>
-        </w:rPr>
+        <w:jc w:val="left"/>
+        <w:rPr/>
       </w:pPr>
       <w:r>
         <w:rPr>
@@ -5312,11 +4765,8 @@
         <w:pStyle w:val="Normal"/>
         <w:spacing w:lineRule="auto" w:line="360"/>
         <w:ind w:hanging="0" w:left="0" w:right="0"/>
-        <w:jc w:val="both"/>
-        <w:rPr>
-          <w:rFonts w:ascii="Courier new" w:hAnsi="Courier new"/>
-          <w:sz w:val="20"/>
-        </w:rPr>
+        <w:jc w:val="left"/>
+        <w:rPr/>
       </w:pPr>
       <w:r>
         <w:rPr>
@@ -5331,11 +4781,8 @@
         <w:pStyle w:val="Normal"/>
         <w:spacing w:lineRule="auto" w:line="360"/>
         <w:ind w:hanging="0" w:left="0" w:right="0"/>
-        <w:jc w:val="both"/>
-        <w:rPr>
-          <w:rFonts w:ascii="Courier new" w:hAnsi="Courier new"/>
-          <w:sz w:val="20"/>
-        </w:rPr>
+        <w:jc w:val="left"/>
+        <w:rPr/>
       </w:pPr>
       <w:r>
         <w:rPr>
@@ -5387,6 +4834,200 @@
         <w:pStyle w:val="Normal"/>
         <w:spacing w:lineRule="auto" w:line="360"/>
         <w:ind w:hanging="0" w:left="0" w:right="0"/>
+        <w:jc w:val="left"/>
+        <w:rPr/>
+      </w:pPr>
+      <w:r>
+        <w:rPr>
+          <w:rFonts w:ascii="Courier new" w:hAnsi="Courier new"/>
+          <w:sz w:val="20"/>
+        </w:rPr>
+        <w:t>using microservices.CatalogAPI.API.Contracts.Requests;</w:t>
+      </w:r>
+    </w:p>
+    <w:p>
+      <w:pPr>
+        <w:pStyle w:val="Normal"/>
+        <w:spacing w:lineRule="auto" w:line="360"/>
+        <w:ind w:hanging="0" w:left="0" w:right="0"/>
+        <w:jc w:val="left"/>
+        <w:rPr/>
+      </w:pPr>
+      <w:r>
+        <w:rPr>
+          <w:rFonts w:ascii="Courier new" w:hAnsi="Courier new"/>
+          <w:sz w:val="20"/>
+        </w:rPr>
+        <w:t>using microservices.CatalogAPI.API.Contracts.Responses;</w:t>
+      </w:r>
+    </w:p>
+    <w:p>
+      <w:pPr>
+        <w:pStyle w:val="Normal"/>
+        <w:spacing w:lineRule="auto" w:line="360"/>
+        <w:ind w:hanging="0" w:left="0" w:right="0"/>
+        <w:jc w:val="left"/>
+        <w:rPr>
+          <w:rFonts w:ascii="Courier new" w:hAnsi="Courier new"/>
+          <w:sz w:val="20"/>
+        </w:rPr>
+      </w:pPr>
+      <w:r>
+        <w:rPr>
+          <w:rFonts w:ascii="Courier new" w:hAnsi="Courier new"/>
+          <w:sz w:val="20"/>
+        </w:rPr>
+      </w:r>
+    </w:p>
+    <w:p>
+      <w:pPr>
+        <w:pStyle w:val="Normal"/>
+        <w:spacing w:lineRule="auto" w:line="360"/>
+        <w:ind w:hanging="0" w:left="0" w:right="0"/>
+        <w:jc w:val="left"/>
+        <w:rPr/>
+      </w:pPr>
+      <w:r>
+        <w:rPr>
+          <w:rFonts w:ascii="Courier new" w:hAnsi="Courier new"/>
+          <w:sz w:val="20"/>
+        </w:rPr>
+        <w:t>namespace microservices.CatalogAPI.Domain.Interfaces.Services</w:t>
+      </w:r>
+    </w:p>
+    <w:p>
+      <w:pPr>
+        <w:pStyle w:val="Normal"/>
+        <w:spacing w:lineRule="auto" w:line="360"/>
+        <w:ind w:hanging="0" w:left="0" w:right="0"/>
+        <w:jc w:val="left"/>
+        <w:rPr/>
+      </w:pPr>
+      <w:r>
+        <w:rPr>
+          <w:rFonts w:ascii="Courier new" w:hAnsi="Courier new"/>
+          <w:sz w:val="20"/>
+        </w:rPr>
+        <w:t>{</w:t>
+      </w:r>
+    </w:p>
+    <w:p>
+      <w:pPr>
+        <w:pStyle w:val="Normal"/>
+        <w:spacing w:lineRule="auto" w:line="360"/>
+        <w:ind w:hanging="0" w:left="0" w:right="0"/>
+        <w:jc w:val="left"/>
+        <w:rPr/>
+      </w:pPr>
+      <w:r>
+        <w:rPr>
+          <w:rFonts w:ascii="Courier new" w:hAnsi="Courier new"/>
+          <w:sz w:val="20"/>
+        </w:rPr>
+        <w:t>public interface IProductAttributeService</w:t>
+      </w:r>
+    </w:p>
+    <w:p>
+      <w:pPr>
+        <w:pStyle w:val="Normal"/>
+        <w:spacing w:lineRule="auto" w:line="360"/>
+        <w:ind w:hanging="0" w:left="0" w:right="0"/>
+        <w:jc w:val="left"/>
+        <w:rPr/>
+      </w:pPr>
+      <w:r>
+        <w:rPr>
+          <w:rFonts w:ascii="Courier new" w:hAnsi="Courier new"/>
+          <w:sz w:val="20"/>
+        </w:rPr>
+        <w:t>{</w:t>
+      </w:r>
+    </w:p>
+    <w:p>
+      <w:pPr>
+        <w:pStyle w:val="Normal"/>
+        <w:spacing w:lineRule="auto" w:line="360"/>
+        <w:ind w:hanging="0" w:left="0" w:right="0"/>
+        <w:jc w:val="left"/>
+        <w:rPr/>
+      </w:pPr>
+      <w:r>
+        <w:rPr>
+          <w:rFonts w:ascii="Courier new" w:hAnsi="Courier new"/>
+          <w:sz w:val="20"/>
+        </w:rPr>
+        <w:t>Task&lt;IEnumerable&lt;ProductAttributeResponse&gt;&gt; GetProductAttributeByProductId(Guid productId);</w:t>
+      </w:r>
+    </w:p>
+    <w:p>
+      <w:pPr>
+        <w:pStyle w:val="Normal"/>
+        <w:spacing w:lineRule="auto" w:line="360"/>
+        <w:ind w:hanging="0" w:left="0" w:right="0"/>
+        <w:jc w:val="left"/>
+        <w:rPr/>
+      </w:pPr>
+      <w:r>
+        <w:rPr>
+          <w:rFonts w:ascii="Courier new" w:hAnsi="Courier new"/>
+          <w:sz w:val="20"/>
+        </w:rPr>
+        <w:t>Task CreateNewSingleProductAttribute(ProductAttributeRequest request);</w:t>
+      </w:r>
+    </w:p>
+    <w:p>
+      <w:pPr>
+        <w:pStyle w:val="Normal"/>
+        <w:spacing w:lineRule="auto" w:line="360"/>
+        <w:ind w:hanging="0" w:left="0" w:right="0"/>
+        <w:jc w:val="left"/>
+        <w:rPr/>
+      </w:pPr>
+      <w:r>
+        <w:rPr>
+          <w:rFonts w:ascii="Courier new" w:hAnsi="Courier new"/>
+          <w:sz w:val="20"/>
+        </w:rPr>
+        <w:t>Task UpdateSingleProductAttribute(ProductAttributeRequest request);</w:t>
+      </w:r>
+    </w:p>
+    <w:p>
+      <w:pPr>
+        <w:pStyle w:val="Normal"/>
+        <w:spacing w:lineRule="auto" w:line="360"/>
+        <w:ind w:hanging="0" w:left="0" w:right="0"/>
+        <w:jc w:val="left"/>
+        <w:rPr/>
+      </w:pPr>
+      <w:r>
+        <w:rPr>
+          <w:rFonts w:ascii="Courier new" w:hAnsi="Courier new"/>
+          <w:sz w:val="20"/>
+        </w:rPr>
+        <w:t>}</w:t>
+      </w:r>
+    </w:p>
+    <w:p>
+      <w:pPr>
+        <w:pStyle w:val="Normal"/>
+        <w:spacing w:lineRule="auto" w:line="360"/>
+        <w:ind w:hanging="0" w:left="0" w:right="0"/>
+        <w:jc w:val="left"/>
+        <w:rPr/>
+      </w:pPr>
+      <w:r>
+        <w:rPr>
+          <w:rFonts w:ascii="Courier new" w:hAnsi="Courier new"/>
+          <w:sz w:val="20"/>
+        </w:rPr>
+        <w:t>}</w:t>
+      </w:r>
+    </w:p>
+    <w:p>
+      <w:pPr>
+        <w:pStyle w:val="Normal"/>
+        <w:spacing w:lineRule="auto" w:line="360"/>
+        <w:ind w:hanging="0" w:left="0" w:right="0"/>
         <w:jc w:val="both"/>
         <w:rPr>
           <w:rFonts w:ascii="Courier new" w:hAnsi="Courier new"/>
@@ -5398,71 +5039,295 @@
           <w:rFonts w:ascii="Courier new" w:hAnsi="Courier new"/>
           <w:sz w:val="20"/>
         </w:rPr>
-        <w:t>using microservices.CatalogAPI.API.Contracts.Requests;</w:t>
-      </w:r>
-    </w:p>
-    <w:p>
-      <w:pPr>
-        <w:pStyle w:val="Normal"/>
-        <w:spacing w:lineRule="auto" w:line="360"/>
-        <w:ind w:hanging="0" w:left="0" w:right="0"/>
+      </w:r>
+    </w:p>
+    <w:p>
+      <w:pPr>
+        <w:pStyle w:val="Normal"/>
+        <w:spacing w:lineRule="auto" w:line="360"/>
+        <w:ind w:hanging="0"/>
         <w:jc w:val="both"/>
         <w:rPr>
-          <w:rFonts w:ascii="Courier new" w:hAnsi="Courier new"/>
-          <w:sz w:val="20"/>
-        </w:rPr>
-      </w:pPr>
-      <w:r>
-        <w:rPr>
-          <w:rFonts w:ascii="Courier new" w:hAnsi="Courier new"/>
-          <w:sz w:val="20"/>
-        </w:rPr>
-        <w:t>using microservices.CatalogAPI.API.Contracts.Responses;</w:t>
-      </w:r>
-    </w:p>
-    <w:p>
-      <w:pPr>
-        <w:pStyle w:val="Normal"/>
-        <w:spacing w:lineRule="auto" w:line="360"/>
-        <w:ind w:hanging="0" w:left="0" w:right="0"/>
-        <w:jc w:val="both"/>
-        <w:rPr>
-          <w:rFonts w:ascii="Courier new" w:hAnsi="Courier new"/>
-          <w:sz w:val="20"/>
-        </w:rPr>
-      </w:pPr>
-      <w:r>
-        <w:rPr>
-          <w:rFonts w:ascii="Courier new" w:hAnsi="Courier new"/>
-          <w:sz w:val="20"/>
-        </w:rPr>
-      </w:r>
-    </w:p>
-    <w:p>
-      <w:pPr>
-        <w:pStyle w:val="Normal"/>
-        <w:spacing w:lineRule="auto" w:line="360"/>
-        <w:ind w:hanging="0" w:left="0" w:right="0"/>
-        <w:jc w:val="both"/>
-        <w:rPr>
-          <w:rFonts w:ascii="Courier new" w:hAnsi="Courier new"/>
-          <w:sz w:val="20"/>
-        </w:rPr>
-      </w:pPr>
-      <w:r>
-        <w:rPr>
-          <w:rFonts w:ascii="Courier new" w:hAnsi="Courier new"/>
-          <w:sz w:val="20"/>
-        </w:rPr>
-        <w:t>namespace microservices.CatalogAPI.Domain.Interfaces.Services</w:t>
-      </w:r>
-    </w:p>
-    <w:p>
-      <w:pPr>
-        <w:pStyle w:val="Normal"/>
-        <w:spacing w:lineRule="auto" w:line="360"/>
-        <w:ind w:hanging="0" w:left="0" w:right="0"/>
-        <w:jc w:val="both"/>
+          <w:sz w:val="28"/>
+          <w:szCs w:val="28"/>
+        </w:rPr>
+      </w:pPr>
+      <w:r>
+        <w:rPr>
+          <w:sz w:val="28"/>
+          <w:szCs w:val="28"/>
+        </w:rPr>
+        <w:t xml:space="preserve">Листинг </w:t>
+      </w:r>
+      <w:r>
+        <w:rPr>
+          <w:sz w:val="28"/>
+          <w:szCs w:val="28"/>
+        </w:rPr>
+        <w:t>Program</w:t>
+      </w:r>
+      <w:r>
+        <w:rPr>
+          <w:sz w:val="28"/>
+          <w:szCs w:val="28"/>
+        </w:rPr>
+        <w:t>:</w:t>
+      </w:r>
+    </w:p>
+    <w:p>
+      <w:pPr>
+        <w:pStyle w:val="Normal"/>
+        <w:spacing w:lineRule="auto" w:line="360"/>
+        <w:ind w:hanging="0" w:left="0" w:right="0"/>
+        <w:rPr>
+          <w:rFonts w:ascii="Courier new" w:hAnsi="Courier new"/>
+          <w:sz w:val="20"/>
+        </w:rPr>
+      </w:pPr>
+      <w:r>
+        <w:rPr>
+          <w:rFonts w:ascii="Courier new" w:hAnsi="Courier new"/>
+          <w:sz w:val="20"/>
+        </w:rPr>
+        <w:t>using microservices.CatalogAPI.Domain.Interfaces.DAO;</w:t>
+      </w:r>
+    </w:p>
+    <w:p>
+      <w:pPr>
+        <w:pStyle w:val="Normal"/>
+        <w:spacing w:lineRule="auto" w:line="360"/>
+        <w:ind w:hanging="0" w:left="0" w:right="0"/>
+        <w:rPr>
+          <w:rFonts w:ascii="Courier new" w:hAnsi="Courier new"/>
+          <w:sz w:val="20"/>
+        </w:rPr>
+      </w:pPr>
+      <w:r>
+        <w:rPr>
+          <w:rFonts w:ascii="Courier new" w:hAnsi="Courier new"/>
+          <w:sz w:val="20"/>
+        </w:rPr>
+        <w:t>using microservices.CatalogAPI.Domain.Interfaces.Services;</w:t>
+      </w:r>
+    </w:p>
+    <w:p>
+      <w:pPr>
+        <w:pStyle w:val="Normal"/>
+        <w:spacing w:lineRule="auto" w:line="360"/>
+        <w:ind w:hanging="0" w:left="0" w:right="0"/>
+        <w:rPr>
+          <w:rFonts w:ascii="Courier new" w:hAnsi="Courier new"/>
+          <w:sz w:val="20"/>
+        </w:rPr>
+      </w:pPr>
+      <w:r>
+        <w:rPr>
+          <w:rFonts w:ascii="Courier new" w:hAnsi="Courier new"/>
+          <w:sz w:val="20"/>
+        </w:rPr>
+        <w:t>using microservices.CatalogAPI.Domain.Services;</w:t>
+      </w:r>
+    </w:p>
+    <w:p>
+      <w:pPr>
+        <w:pStyle w:val="Normal"/>
+        <w:spacing w:lineRule="auto" w:line="360"/>
+        <w:ind w:hanging="0" w:left="0" w:right="0"/>
+        <w:rPr>
+          <w:rFonts w:ascii="Courier new" w:hAnsi="Courier new"/>
+          <w:sz w:val="20"/>
+        </w:rPr>
+      </w:pPr>
+      <w:r>
+        <w:rPr>
+          <w:rFonts w:ascii="Courier new" w:hAnsi="Courier new"/>
+          <w:sz w:val="20"/>
+        </w:rPr>
+        <w:t>using microservices.CatalogAPI.Infrastructure.Database.Contexts;</w:t>
+      </w:r>
+    </w:p>
+    <w:p>
+      <w:pPr>
+        <w:pStyle w:val="Normal"/>
+        <w:spacing w:lineRule="auto" w:line="360"/>
+        <w:ind w:hanging="0" w:left="0" w:right="0"/>
+        <w:rPr>
+          <w:rFonts w:ascii="Courier new" w:hAnsi="Courier new"/>
+          <w:sz w:val="20"/>
+        </w:rPr>
+      </w:pPr>
+      <w:r>
+        <w:rPr>
+          <w:rFonts w:ascii="Courier new" w:hAnsi="Courier new"/>
+          <w:sz w:val="20"/>
+        </w:rPr>
+        <w:t>using microservices.CatalogAPI.Infrastructure.Database.DAO;</w:t>
+      </w:r>
+    </w:p>
+    <w:p>
+      <w:pPr>
+        <w:pStyle w:val="Normal"/>
+        <w:spacing w:lineRule="auto" w:line="360"/>
+        <w:ind w:hanging="0" w:left="0" w:right="0"/>
+        <w:rPr>
+          <w:rFonts w:ascii="Courier new" w:hAnsi="Courier new"/>
+          <w:sz w:val="20"/>
+        </w:rPr>
+      </w:pPr>
+      <w:r>
+        <w:rPr>
+          <w:rFonts w:ascii="Courier new" w:hAnsi="Courier new"/>
+          <w:sz w:val="20"/>
+        </w:rPr>
+        <w:t>using Microsoft.EntityFrameworkCore;</w:t>
+      </w:r>
+    </w:p>
+    <w:p>
+      <w:pPr>
+        <w:pStyle w:val="Normal"/>
+        <w:spacing w:lineRule="auto" w:line="360"/>
+        <w:ind w:hanging="0" w:left="0" w:right="0"/>
+        <w:rPr>
+          <w:rFonts w:ascii="Courier new" w:hAnsi="Courier new"/>
+          <w:sz w:val="20"/>
+        </w:rPr>
+      </w:pPr>
+      <w:r>
+        <w:rPr>
+          <w:rFonts w:ascii="Courier new" w:hAnsi="Courier new"/>
+          <w:sz w:val="20"/>
+        </w:rPr>
+      </w:r>
+    </w:p>
+    <w:p>
+      <w:pPr>
+        <w:pStyle w:val="Normal"/>
+        <w:spacing w:lineRule="auto" w:line="360"/>
+        <w:ind w:hanging="0" w:left="0" w:right="0"/>
+        <w:rPr>
+          <w:rFonts w:ascii="Courier new" w:hAnsi="Courier new"/>
+          <w:sz w:val="20"/>
+        </w:rPr>
+      </w:pPr>
+      <w:r>
+        <w:rPr>
+          <w:rFonts w:ascii="Courier new" w:hAnsi="Courier new"/>
+          <w:sz w:val="20"/>
+        </w:rPr>
+        <w:t>var builder = WebApplication.CreateBuilder(args);</w:t>
+      </w:r>
+    </w:p>
+    <w:p>
+      <w:pPr>
+        <w:pStyle w:val="Normal"/>
+        <w:spacing w:lineRule="auto" w:line="360"/>
+        <w:ind w:hanging="0" w:left="0" w:right="0"/>
+        <w:rPr>
+          <w:rFonts w:ascii="Courier new" w:hAnsi="Courier new"/>
+          <w:sz w:val="20"/>
+        </w:rPr>
+      </w:pPr>
+      <w:r>
+        <w:rPr>
+          <w:rFonts w:ascii="Courier new" w:hAnsi="Courier new"/>
+          <w:sz w:val="20"/>
+        </w:rPr>
+      </w:r>
+    </w:p>
+    <w:p>
+      <w:pPr>
+        <w:pStyle w:val="Normal"/>
+        <w:spacing w:lineRule="auto" w:line="360"/>
+        <w:ind w:hanging="0" w:left="0" w:right="0"/>
+        <w:rPr>
+          <w:rFonts w:ascii="Courier new" w:hAnsi="Courier new"/>
+          <w:sz w:val="20"/>
+        </w:rPr>
+      </w:pPr>
+      <w:r>
+        <w:rPr>
+          <w:rFonts w:ascii="Courier new" w:hAnsi="Courier new"/>
+          <w:sz w:val="20"/>
+        </w:rPr>
+        <w:t>builder.Services.AddEndpointsApiExplorer();</w:t>
+      </w:r>
+    </w:p>
+    <w:p>
+      <w:pPr>
+        <w:pStyle w:val="Normal"/>
+        <w:spacing w:lineRule="auto" w:line="360"/>
+        <w:ind w:hanging="0" w:left="0" w:right="0"/>
+        <w:rPr>
+          <w:rFonts w:ascii="Courier new" w:hAnsi="Courier new"/>
+          <w:sz w:val="20"/>
+        </w:rPr>
+      </w:pPr>
+      <w:r>
+        <w:rPr>
+          <w:rFonts w:ascii="Courier new" w:hAnsi="Courier new"/>
+          <w:sz w:val="20"/>
+        </w:rPr>
+        <w:t>builder.Services.AddSwaggerGen();</w:t>
+      </w:r>
+    </w:p>
+    <w:p>
+      <w:pPr>
+        <w:pStyle w:val="Normal"/>
+        <w:spacing w:lineRule="auto" w:line="360"/>
+        <w:ind w:hanging="0" w:left="0" w:right="0"/>
+        <w:rPr>
+          <w:rFonts w:ascii="Courier new" w:hAnsi="Courier new"/>
+          <w:sz w:val="20"/>
+        </w:rPr>
+      </w:pPr>
+      <w:r>
+        <w:rPr>
+          <w:rFonts w:ascii="Courier new" w:hAnsi="Courier new"/>
+          <w:sz w:val="20"/>
+        </w:rPr>
+      </w:r>
+    </w:p>
+    <w:p>
+      <w:pPr>
+        <w:pStyle w:val="Normal"/>
+        <w:spacing w:lineRule="auto" w:line="360"/>
+        <w:ind w:hanging="0" w:left="0" w:right="0"/>
+        <w:rPr>
+          <w:rFonts w:ascii="Courier new" w:hAnsi="Courier new"/>
+          <w:sz w:val="20"/>
+        </w:rPr>
+      </w:pPr>
+      <w:r>
+        <w:rPr>
+          <w:rFonts w:ascii="Courier new" w:hAnsi="Courier new"/>
+          <w:sz w:val="20"/>
+        </w:rPr>
+        <w:t>builder.Services.AddDbContext&lt;CatalogDbContext&gt;(</w:t>
+      </w:r>
+    </w:p>
+    <w:p>
+      <w:pPr>
+        <w:pStyle w:val="Normal"/>
+        <w:spacing w:lineRule="auto" w:line="360"/>
+        <w:ind w:hanging="0" w:left="0" w:right="0"/>
+        <w:rPr>
+          <w:rFonts w:ascii="Courier new" w:hAnsi="Courier new"/>
+          <w:sz w:val="20"/>
+        </w:rPr>
+      </w:pPr>
+      <w:r>
+        <w:rPr>
+          <w:rFonts w:ascii="Courier new" w:hAnsi="Courier new"/>
+          <w:sz w:val="20"/>
+        </w:rPr>
+        <w:t>options =&gt;</w:t>
+      </w:r>
+    </w:p>
+    <w:p>
+      <w:pPr>
+        <w:pStyle w:val="Normal"/>
+        <w:spacing w:lineRule="auto" w:line="360"/>
+        <w:ind w:hanging="0" w:left="0" w:right="0"/>
         <w:rPr>
           <w:rFonts w:ascii="Courier new" w:hAnsi="Courier new"/>
           <w:sz w:val="20"/>
@@ -5481,26 +5346,285 @@
         <w:pStyle w:val="Normal"/>
         <w:spacing w:lineRule="auto" w:line="360"/>
         <w:ind w:hanging="0" w:left="0" w:right="0"/>
-        <w:jc w:val="both"/>
-        <w:rPr>
-          <w:rFonts w:ascii="Courier new" w:hAnsi="Courier new"/>
-          <w:sz w:val="20"/>
-        </w:rPr>
-      </w:pPr>
-      <w:r>
-        <w:rPr>
-          <w:rFonts w:ascii="Courier new" w:hAnsi="Courier new"/>
-          <w:sz w:val="20"/>
-        </w:rPr>
-        <w:t>public interface IProductAttributeService</w:t>
-      </w:r>
-    </w:p>
-    <w:p>
-      <w:pPr>
-        <w:pStyle w:val="Normal"/>
-        <w:spacing w:lineRule="auto" w:line="360"/>
-        <w:ind w:hanging="0" w:left="0" w:right="0"/>
-        <w:jc w:val="both"/>
+        <w:rPr>
+          <w:rFonts w:ascii="Courier new" w:hAnsi="Courier new"/>
+          <w:sz w:val="20"/>
+        </w:rPr>
+      </w:pPr>
+      <w:r>
+        <w:rPr>
+          <w:rFonts w:ascii="Courier new" w:hAnsi="Courier new"/>
+          <w:sz w:val="20"/>
+        </w:rPr>
+        <w:t>options.UseNpgsql(builder.Configuration.GetConnectionString("</w:t>
+      </w:r>
+      <w:r>
+        <w:rPr>
+          <w:rFonts w:ascii="Courier new" w:hAnsi="Courier new"/>
+          <w:sz w:val="20"/>
+        </w:rPr>
+        <w:t>Connection</w:t>
+      </w:r>
+      <w:r>
+        <w:rPr>
+          <w:rFonts w:ascii="Courier new" w:hAnsi="Courier new"/>
+          <w:sz w:val="20"/>
+        </w:rPr>
+        <w:t>"));</w:t>
+      </w:r>
+    </w:p>
+    <w:p>
+      <w:pPr>
+        <w:pStyle w:val="Normal"/>
+        <w:spacing w:lineRule="auto" w:line="360"/>
+        <w:ind w:hanging="0" w:left="0" w:right="0"/>
+        <w:rPr>
+          <w:rFonts w:ascii="Courier new" w:hAnsi="Courier new"/>
+          <w:sz w:val="20"/>
+        </w:rPr>
+      </w:pPr>
+      <w:r>
+        <w:rPr>
+          <w:rFonts w:ascii="Courier new" w:hAnsi="Courier new"/>
+          <w:sz w:val="20"/>
+        </w:rPr>
+        <w:t>}</w:t>
+      </w:r>
+    </w:p>
+    <w:p>
+      <w:pPr>
+        <w:pStyle w:val="Normal"/>
+        <w:spacing w:lineRule="auto" w:line="360"/>
+        <w:ind w:hanging="0" w:left="0" w:right="0"/>
+        <w:rPr>
+          <w:rFonts w:ascii="Courier new" w:hAnsi="Courier new"/>
+          <w:sz w:val="20"/>
+        </w:rPr>
+      </w:pPr>
+      <w:r>
+        <w:rPr>
+          <w:rFonts w:ascii="Courier new" w:hAnsi="Courier new"/>
+          <w:sz w:val="20"/>
+        </w:rPr>
+        <w:t>);</w:t>
+      </w:r>
+    </w:p>
+    <w:p>
+      <w:pPr>
+        <w:pStyle w:val="Normal"/>
+        <w:spacing w:lineRule="auto" w:line="360"/>
+        <w:ind w:hanging="0" w:left="0" w:right="0"/>
+        <w:rPr>
+          <w:rFonts w:ascii="Courier new" w:hAnsi="Courier new"/>
+          <w:sz w:val="20"/>
+        </w:rPr>
+      </w:pPr>
+      <w:r>
+        <w:rPr>
+          <w:rFonts w:ascii="Courier new" w:hAnsi="Courier new"/>
+          <w:sz w:val="20"/>
+        </w:rPr>
+      </w:r>
+    </w:p>
+    <w:p>
+      <w:pPr>
+        <w:pStyle w:val="Normal"/>
+        <w:spacing w:lineRule="auto" w:line="360"/>
+        <w:ind w:hanging="0" w:left="0" w:right="0"/>
+        <w:rPr>
+          <w:rFonts w:ascii="Courier new" w:hAnsi="Courier new"/>
+          <w:sz w:val="20"/>
+        </w:rPr>
+      </w:pPr>
+      <w:r>
+        <w:rPr>
+          <w:rFonts w:ascii="Courier new" w:hAnsi="Courier new"/>
+          <w:sz w:val="20"/>
+        </w:rPr>
+        <w:t>// DAO registry</w:t>
+      </w:r>
+    </w:p>
+    <w:p>
+      <w:pPr>
+        <w:pStyle w:val="Normal"/>
+        <w:spacing w:lineRule="auto" w:line="360"/>
+        <w:ind w:hanging="0" w:left="0" w:right="0"/>
+        <w:rPr>
+          <w:rFonts w:ascii="Courier new" w:hAnsi="Courier new"/>
+          <w:sz w:val="20"/>
+        </w:rPr>
+      </w:pPr>
+      <w:r>
+        <w:rPr>
+          <w:rFonts w:ascii="Courier new" w:hAnsi="Courier new"/>
+          <w:sz w:val="20"/>
+        </w:rPr>
+        <w:t>builder.Services.AddScoped&lt;IProductAttributeDAO, ProductAttributeDAO&gt;();</w:t>
+      </w:r>
+    </w:p>
+    <w:p>
+      <w:pPr>
+        <w:pStyle w:val="Normal"/>
+        <w:spacing w:lineRule="auto" w:line="360"/>
+        <w:ind w:hanging="0" w:left="0" w:right="0"/>
+        <w:rPr>
+          <w:rFonts w:ascii="Courier new" w:hAnsi="Courier new"/>
+          <w:sz w:val="20"/>
+        </w:rPr>
+      </w:pPr>
+      <w:r>
+        <w:rPr>
+          <w:rFonts w:ascii="Courier new" w:hAnsi="Courier new"/>
+          <w:sz w:val="20"/>
+        </w:rPr>
+      </w:r>
+    </w:p>
+    <w:p>
+      <w:pPr>
+        <w:pStyle w:val="Normal"/>
+        <w:spacing w:lineRule="auto" w:line="360"/>
+        <w:ind w:hanging="0" w:left="0" w:right="0"/>
+        <w:rPr>
+          <w:rFonts w:ascii="Courier new" w:hAnsi="Courier new"/>
+          <w:sz w:val="20"/>
+        </w:rPr>
+      </w:pPr>
+      <w:r>
+        <w:rPr>
+          <w:rFonts w:ascii="Courier new" w:hAnsi="Courier new"/>
+          <w:sz w:val="20"/>
+        </w:rPr>
+        <w:t>// Services registry</w:t>
+      </w:r>
+    </w:p>
+    <w:p>
+      <w:pPr>
+        <w:pStyle w:val="Normal"/>
+        <w:spacing w:lineRule="auto" w:line="360"/>
+        <w:ind w:hanging="0" w:left="0" w:right="0"/>
+        <w:rPr>
+          <w:rFonts w:ascii="Courier new" w:hAnsi="Courier new"/>
+          <w:sz w:val="20"/>
+        </w:rPr>
+      </w:pPr>
+      <w:r>
+        <w:rPr>
+          <w:rFonts w:ascii="Courier new" w:hAnsi="Courier new"/>
+          <w:sz w:val="20"/>
+        </w:rPr>
+        <w:t>builder.Services.AddScoped&lt;IProductAttributeService, ProductAttributeService&gt;();</w:t>
+      </w:r>
+    </w:p>
+    <w:p>
+      <w:pPr>
+        <w:pStyle w:val="Normal"/>
+        <w:spacing w:lineRule="auto" w:line="360"/>
+        <w:ind w:hanging="0" w:left="0" w:right="0"/>
+        <w:rPr>
+          <w:rFonts w:ascii="Courier new" w:hAnsi="Courier new"/>
+          <w:sz w:val="20"/>
+        </w:rPr>
+      </w:pPr>
+      <w:r>
+        <w:rPr>
+          <w:rFonts w:ascii="Courier new" w:hAnsi="Courier new"/>
+          <w:sz w:val="20"/>
+        </w:rPr>
+      </w:r>
+    </w:p>
+    <w:p>
+      <w:pPr>
+        <w:pStyle w:val="Normal"/>
+        <w:spacing w:lineRule="auto" w:line="360"/>
+        <w:ind w:hanging="0" w:left="0" w:right="0"/>
+        <w:rPr>
+          <w:rFonts w:ascii="Courier new" w:hAnsi="Courier new"/>
+          <w:sz w:val="20"/>
+        </w:rPr>
+      </w:pPr>
+      <w:r>
+        <w:rPr>
+          <w:rFonts w:ascii="Courier new" w:hAnsi="Courier new"/>
+          <w:sz w:val="20"/>
+        </w:rPr>
+        <w:t>builder.Services.AddControllers();</w:t>
+      </w:r>
+    </w:p>
+    <w:p>
+      <w:pPr>
+        <w:pStyle w:val="Normal"/>
+        <w:spacing w:lineRule="auto" w:line="360"/>
+        <w:ind w:hanging="0" w:left="0" w:right="0"/>
+        <w:rPr>
+          <w:rFonts w:ascii="Courier new" w:hAnsi="Courier new"/>
+          <w:sz w:val="20"/>
+        </w:rPr>
+      </w:pPr>
+      <w:r>
+        <w:rPr>
+          <w:rFonts w:ascii="Courier new" w:hAnsi="Courier new"/>
+          <w:sz w:val="20"/>
+        </w:rPr>
+      </w:r>
+    </w:p>
+    <w:p>
+      <w:pPr>
+        <w:pStyle w:val="Normal"/>
+        <w:spacing w:lineRule="auto" w:line="360"/>
+        <w:ind w:hanging="0" w:left="0" w:right="0"/>
+        <w:rPr>
+          <w:rFonts w:ascii="Courier new" w:hAnsi="Courier new"/>
+          <w:sz w:val="20"/>
+        </w:rPr>
+      </w:pPr>
+      <w:r>
+        <w:rPr>
+          <w:rFonts w:ascii="Courier new" w:hAnsi="Courier new"/>
+          <w:sz w:val="20"/>
+        </w:rPr>
+        <w:t>var app = builder.Build();</w:t>
+      </w:r>
+    </w:p>
+    <w:p>
+      <w:pPr>
+        <w:pStyle w:val="Normal"/>
+        <w:spacing w:lineRule="auto" w:line="360"/>
+        <w:ind w:hanging="0" w:left="0" w:right="0"/>
+        <w:rPr>
+          <w:rFonts w:ascii="Courier new" w:hAnsi="Courier new"/>
+          <w:sz w:val="20"/>
+        </w:rPr>
+      </w:pPr>
+      <w:r>
+        <w:rPr>
+          <w:rFonts w:ascii="Courier new" w:hAnsi="Courier new"/>
+          <w:sz w:val="20"/>
+        </w:rPr>
+      </w:r>
+    </w:p>
+    <w:p>
+      <w:pPr>
+        <w:pStyle w:val="Normal"/>
+        <w:spacing w:lineRule="auto" w:line="360"/>
+        <w:ind w:hanging="0" w:left="0" w:right="0"/>
+        <w:rPr>
+          <w:rFonts w:ascii="Courier new" w:hAnsi="Courier new"/>
+          <w:sz w:val="20"/>
+        </w:rPr>
+      </w:pPr>
+      <w:r>
+        <w:rPr>
+          <w:rFonts w:ascii="Courier new" w:hAnsi="Courier new"/>
+          <w:sz w:val="20"/>
+        </w:rPr>
+        <w:t>if (app.Environment.IsDevelopment())</w:t>
+      </w:r>
+    </w:p>
+    <w:p>
+      <w:pPr>
+        <w:pStyle w:val="Normal"/>
+        <w:spacing w:lineRule="auto" w:line="360"/>
+        <w:ind w:hanging="0" w:left="0" w:right="0"/>
         <w:rPr>
           <w:rFonts w:ascii="Courier new" w:hAnsi="Courier new"/>
           <w:sz w:val="20"/>
@@ -5519,64 +5643,42 @@
         <w:pStyle w:val="Normal"/>
         <w:spacing w:lineRule="auto" w:line="360"/>
         <w:ind w:hanging="0" w:left="0" w:right="0"/>
-        <w:jc w:val="both"/>
-        <w:rPr>
-          <w:rFonts w:ascii="Courier new" w:hAnsi="Courier new"/>
-          <w:sz w:val="20"/>
-        </w:rPr>
-      </w:pPr>
-      <w:r>
-        <w:rPr>
-          <w:rFonts w:ascii="Courier new" w:hAnsi="Courier new"/>
-          <w:sz w:val="20"/>
-        </w:rPr>
-        <w:t>Task&lt;IEnumerable&lt;ProductAttributeResponse&gt;&gt; GetProductAttributeByProductId(Guid productId);</w:t>
-      </w:r>
-    </w:p>
-    <w:p>
-      <w:pPr>
-        <w:pStyle w:val="Normal"/>
-        <w:spacing w:lineRule="auto" w:line="360"/>
-        <w:ind w:hanging="0" w:left="0" w:right="0"/>
-        <w:jc w:val="both"/>
-        <w:rPr>
-          <w:rFonts w:ascii="Courier new" w:hAnsi="Courier new"/>
-          <w:sz w:val="20"/>
-        </w:rPr>
-      </w:pPr>
-      <w:r>
-        <w:rPr>
-          <w:rFonts w:ascii="Courier new" w:hAnsi="Courier new"/>
-          <w:sz w:val="20"/>
-        </w:rPr>
-        <w:t>Task CreateNewSingleProductAttribute(ProductAttributeRequest request);</w:t>
-      </w:r>
-    </w:p>
-    <w:p>
-      <w:pPr>
-        <w:pStyle w:val="Normal"/>
-        <w:spacing w:lineRule="auto" w:line="360"/>
-        <w:ind w:hanging="0" w:left="0" w:right="0"/>
-        <w:jc w:val="both"/>
-        <w:rPr>
-          <w:rFonts w:ascii="Courier new" w:hAnsi="Courier new"/>
-          <w:sz w:val="20"/>
-        </w:rPr>
-      </w:pPr>
-      <w:r>
-        <w:rPr>
-          <w:rFonts w:ascii="Courier new" w:hAnsi="Courier new"/>
-          <w:sz w:val="20"/>
-        </w:rPr>
-        <w:t>Task UpdateSingleProductAttribute(ProductAttributeRequest request);</w:t>
-      </w:r>
-    </w:p>
-    <w:p>
-      <w:pPr>
-        <w:pStyle w:val="Normal"/>
-        <w:spacing w:lineRule="auto" w:line="360"/>
-        <w:ind w:hanging="0" w:left="0" w:right="0"/>
-        <w:jc w:val="both"/>
+        <w:rPr>
+          <w:rFonts w:ascii="Courier new" w:hAnsi="Courier new"/>
+          <w:sz w:val="20"/>
+        </w:rPr>
+      </w:pPr>
+      <w:r>
+        <w:rPr>
+          <w:rFonts w:ascii="Courier new" w:hAnsi="Courier new"/>
+          <w:sz w:val="20"/>
+        </w:rPr>
+        <w:t>app.UseSwagger();</w:t>
+      </w:r>
+    </w:p>
+    <w:p>
+      <w:pPr>
+        <w:pStyle w:val="Normal"/>
+        <w:spacing w:lineRule="auto" w:line="360"/>
+        <w:ind w:hanging="0" w:left="0" w:right="0"/>
+        <w:rPr>
+          <w:rFonts w:ascii="Courier new" w:hAnsi="Courier new"/>
+          <w:sz w:val="20"/>
+        </w:rPr>
+      </w:pPr>
+      <w:r>
+        <w:rPr>
+          <w:rFonts w:ascii="Courier new" w:hAnsi="Courier new"/>
+          <w:sz w:val="20"/>
+        </w:rPr>
+        <w:t>app.UseSwaggerUI();</w:t>
+      </w:r>
+    </w:p>
+    <w:p>
+      <w:pPr>
+        <w:pStyle w:val="Normal"/>
+        <w:spacing w:lineRule="auto" w:line="360"/>
+        <w:ind w:hanging="0" w:left="0" w:right="0"/>
         <w:rPr>
           <w:rFonts w:ascii="Courier new" w:hAnsi="Courier new"/>
           <w:sz w:val="20"/>
@@ -5595,36 +5697,117 @@
         <w:pStyle w:val="Normal"/>
         <w:spacing w:lineRule="auto" w:line="360"/>
         <w:ind w:hanging="0" w:left="0" w:right="0"/>
-        <w:jc w:val="both"/>
-        <w:rPr>
-          <w:rFonts w:ascii="Courier new" w:hAnsi="Courier new"/>
-          <w:sz w:val="20"/>
-        </w:rPr>
-      </w:pPr>
-      <w:r>
-        <w:rPr>
-          <w:rFonts w:ascii="Courier new" w:hAnsi="Courier new"/>
-          <w:sz w:val="20"/>
-        </w:rPr>
-        <w:t>}</w:t>
-      </w:r>
-    </w:p>
-    <w:p>
-      <w:pPr>
-        <w:pStyle w:val="Normal"/>
-        <w:spacing w:lineRule="auto" w:line="360"/>
-        <w:ind w:hanging="0" w:left="0" w:right="0"/>
-        <w:jc w:val="both"/>
-        <w:rPr>
-          <w:rFonts w:ascii="Courier new" w:hAnsi="Courier new"/>
-          <w:sz w:val="20"/>
-        </w:rPr>
-      </w:pPr>
-      <w:r>
-        <w:rPr>
-          <w:rFonts w:ascii="Courier new" w:hAnsi="Courier new"/>
-          <w:sz w:val="20"/>
-        </w:rPr>
+        <w:rPr>
+          <w:rFonts w:ascii="Courier new" w:hAnsi="Courier new"/>
+          <w:sz w:val="20"/>
+        </w:rPr>
+      </w:pPr>
+      <w:r>
+        <w:rPr>
+          <w:rFonts w:ascii="Courier new" w:hAnsi="Courier new"/>
+          <w:sz w:val="20"/>
+        </w:rPr>
+      </w:r>
+    </w:p>
+    <w:p>
+      <w:pPr>
+        <w:pStyle w:val="Normal"/>
+        <w:spacing w:lineRule="auto" w:line="360"/>
+        <w:ind w:hanging="0" w:left="0" w:right="0"/>
+        <w:rPr>
+          <w:rFonts w:ascii="Courier new" w:hAnsi="Courier new"/>
+          <w:sz w:val="20"/>
+        </w:rPr>
+      </w:pPr>
+      <w:r>
+        <w:rPr>
+          <w:rFonts w:ascii="Courier new" w:hAnsi="Courier new"/>
+          <w:sz w:val="20"/>
+        </w:rPr>
+        <w:t>app.UseAuthorization();</w:t>
+      </w:r>
+    </w:p>
+    <w:p>
+      <w:pPr>
+        <w:pStyle w:val="Normal"/>
+        <w:spacing w:lineRule="auto" w:line="360"/>
+        <w:ind w:hanging="0" w:left="0" w:right="0"/>
+        <w:rPr>
+          <w:rFonts w:ascii="Courier new" w:hAnsi="Courier new"/>
+          <w:sz w:val="20"/>
+        </w:rPr>
+      </w:pPr>
+      <w:r>
+        <w:rPr>
+          <w:rFonts w:ascii="Courier new" w:hAnsi="Courier new"/>
+          <w:sz w:val="20"/>
+        </w:rPr>
+      </w:r>
+    </w:p>
+    <w:p>
+      <w:pPr>
+        <w:pStyle w:val="Normal"/>
+        <w:spacing w:lineRule="auto" w:line="360"/>
+        <w:ind w:hanging="0" w:left="0" w:right="0"/>
+        <w:rPr>
+          <w:rFonts w:ascii="Courier new" w:hAnsi="Courier new"/>
+          <w:sz w:val="20"/>
+        </w:rPr>
+      </w:pPr>
+      <w:r>
+        <w:rPr>
+          <w:rFonts w:ascii="Courier new" w:hAnsi="Courier new"/>
+          <w:sz w:val="20"/>
+        </w:rPr>
+        <w:t>app.MapControllers();</w:t>
+      </w:r>
+    </w:p>
+    <w:p>
+      <w:pPr>
+        <w:pStyle w:val="Normal"/>
+        <w:spacing w:lineRule="auto" w:line="360"/>
+        <w:ind w:hanging="0" w:left="0" w:right="0"/>
+        <w:rPr>
+          <w:rFonts w:ascii="Courier new" w:hAnsi="Courier new"/>
+          <w:sz w:val="20"/>
+        </w:rPr>
+      </w:pPr>
+      <w:r>
+        <w:rPr>
+          <w:rFonts w:ascii="Courier new" w:hAnsi="Courier new"/>
+          <w:sz w:val="20"/>
+        </w:rPr>
+      </w:r>
+    </w:p>
+    <w:p>
+      <w:pPr>
+        <w:pStyle w:val="Normal"/>
+        <w:spacing w:lineRule="auto" w:line="360"/>
+        <w:ind w:hanging="0" w:left="0" w:right="0"/>
+        <w:rPr>
+          <w:rFonts w:ascii="Courier new" w:hAnsi="Courier new"/>
+          <w:sz w:val="20"/>
+        </w:rPr>
+      </w:pPr>
+      <w:r>
+        <w:rPr>
+          <w:rFonts w:ascii="Courier new" w:hAnsi="Courier new"/>
+          <w:sz w:val="20"/>
+        </w:rPr>
+        <w:t>app.Run();</w:t>
+      </w:r>
+    </w:p>
+    <w:p>
+      <w:pPr>
+        <w:pStyle w:val="Normal"/>
+        <w:spacing w:lineRule="atLeast" w:line="285"/>
+        <w:rPr>
+          <w:sz w:val="28"/>
+          <w:szCs w:val="28"/>
+        </w:rPr>
+      </w:pPr>
+      <w:r>
+        <w:rPr/>
       </w:r>
     </w:p>
     <w:p>
@@ -5691,7 +5874,21 @@
           <w:sz w:val="28"/>
           <w:szCs w:val="28"/>
         </w:rPr>
-        <w:t>Рисунок 1. Информация об авторизации в github аккаунт.</w:t>
+        <w:t xml:space="preserve">Рисунок 1. </w:t>
+      </w:r>
+      <w:r>
+        <w:rPr>
+          <w:sz w:val="28"/>
+          <w:szCs w:val="28"/>
+        </w:rPr>
+        <w:t>Созданные enpoint’ы</w:t>
+      </w:r>
+      <w:r>
+        <w:rPr>
+          <w:sz w:val="28"/>
+          <w:szCs w:val="28"/>
+        </w:rPr>
+        <w:t>.</w:t>
       </w:r>
     </w:p>
     <w:p>
@@ -5709,7 +5906,10 @@
         </w:rPr>
       </w:pPr>
       <w:r>
-        <w:rPr/>
+        <w:rPr>
+          <w:sz w:val="28"/>
+          <w:szCs w:val="28"/>
+        </w:rPr>
       </w:r>
     </w:p>
     <w:p>
@@ -5727,10 +5927,7 @@
         </w:rPr>
       </w:pPr>
       <w:r>
-        <w:rPr>
-          <w:sz w:val="28"/>
-          <w:szCs w:val="28"/>
-        </w:rPr>
+        <w:rPr/>
         <w:drawing>
           <wp:inline distT="0" distB="0" distL="0" distR="0">
             <wp:extent cx="5940425" cy="4294505"/>
@@ -5785,21 +5982,14 @@
           <w:sz w:val="28"/>
           <w:szCs w:val="28"/>
         </w:rPr>
-        <w:t xml:space="preserve">Рисунок </w:t>
-      </w:r>
-      <w:r>
-        <w:rPr>
-          <w:sz w:val="28"/>
-          <w:szCs w:val="28"/>
-        </w:rPr>
-        <w:t>2</w:t>
-      </w:r>
-      <w:r>
-        <w:rPr>
-          <w:sz w:val="28"/>
-          <w:szCs w:val="28"/>
-        </w:rPr>
-        <w:t>. Информация об авторизации в github аккаунт.</w:t>
+        <w:t xml:space="preserve">Рисунок 2. </w:t>
+      </w:r>
+      <w:r>
+        <w:rPr>
+          <w:sz w:val="28"/>
+          <w:szCs w:val="28"/>
+        </w:rPr>
+        <w:t>Получение данных по методу Get и соответствующему endpoint.</w:t>
       </w:r>
     </w:p>
     <w:p>
@@ -5917,7 +6107,7 @@
         </w:r>
         <w:r>
           <w:rPr/>
-          <w:t>9</w:t>
+          <w:t>10</w:t>
         </w:r>
         <w:r>
           <w:rPr/>
